--- a/manual/Краткое уководство пользователя.docx
+++ b/manual/Краткое уководство пользователя.docx
@@ -3,142 +3,1638 @@
 <w:document xmlns:wpc="http://schemas.microsoft.com/office/word/2010/wordprocessingCanvas" xmlns:cx="http://schemas.microsoft.com/office/drawing/2014/chartex" xmlns:cx1="http://schemas.microsoft.com/office/drawing/2015/9/8/chartex" xmlns:cx2="http://schemas.microsoft.com/office/drawing/2015/10/21/chartex" xmlns:cx3="http://schemas.microsoft.com/office/drawing/2016/5/9/chartex" xmlns:cx4="http://schemas.microsoft.com/office/drawing/2016/5/10/chartex" xmlns:cx5="http://schemas.microsoft.com/office/drawing/2016/5/11/chartex" xmlns:cx6="http://schemas.microsoft.com/office/drawing/2016/5/12/chartex" xmlns:cx7="http://schemas.microsoft.com/office/drawing/2016/5/13/chartex" xmlns:cx8="http://schemas.microsoft.com/office/drawing/2016/5/14/chartex" xmlns:mc="http://schemas.openxmlformats.org/markup-compatibility/2006" xmlns:aink="http://schemas.microsoft.com/office/drawing/2016/ink" xmlns:am3d="http://schemas.microsoft.com/office/drawing/2017/model3d" xmlns:o="urn:schemas-microsoft-com:office:office" xmlns:r="http://schemas.openxmlformats.org/officeDocument/2006/relationships" xmlns:m="http://schemas.openxmlformats.org/officeDocument/2006/math" xmlns:v="urn:schemas-microsoft-com:vml" xmlns:wp14="http://schemas.microsoft.com/office/word/2010/wordprocessingDrawing" xmlns:wp="http://schemas.openxmlformats.org/drawingml/2006/wordprocessingDrawing" xmlns:w10="urn:schemas-microsoft-com:office:word" xmlns:w="http://schemas.openxmlformats.org/wordprocessingml/2006/main" xmlns:w14="http://schemas.microsoft.com/office/word/2010/wordml" xmlns:w15="http://schemas.microsoft.com/office/word/2012/wordml" xmlns:w16cex="http://schemas.microsoft.com/office/word/2018/wordml/cex" xmlns:w16cid="http://schemas.microsoft.com/office/word/2016/wordml/cid" xmlns:w16="http://schemas.microsoft.com/office/word/2018/wordml" xmlns:w16sdtdh="http://schemas.microsoft.com/office/word/2020/wordml/sdtdatahash" xmlns:w16se="http://schemas.microsoft.com/office/word/2015/wordml/symex" xmlns:wpg="http://schemas.microsoft.com/office/word/2010/wordprocessingGroup" xmlns:wpi="http://schemas.microsoft.com/office/word/2010/wordprocessingInk" xmlns:wne="http://schemas.microsoft.com/office/word/2006/wordml" xmlns:wps="http://schemas.microsoft.com/office/word/2010/wordprocessingShape" mc:Ignorable="w14 w15 w16se w16cid w16 w16cex w16sdtdh wp14">
   <w:body>
     <w:p>
-      <w:r>
-        <w:t>1. Загрузка файлов</w:t>
-      </w:r>
-    </w:p>
-    <w:p>
-      <w:r>
-        <w:t>2. Извлечение текста (</w:t>
-      </w:r>
-      <w:proofErr w:type="spellStart"/>
-      <w:r>
-        <w:t>DocumentLoader</w:t>
-      </w:r>
-      <w:proofErr w:type="spellEnd"/>
-      <w:r>
-        <w:t>)</w:t>
-      </w:r>
-    </w:p>
-    <w:p>
-      <w:r>
-        <w:t xml:space="preserve">3. </w:t>
-      </w:r>
-      <w:r>
-        <w:rPr>
-          <w:rFonts w:ascii="Segoe UI Emoji" w:hAnsi="Segoe UI Emoji" w:cs="Segoe UI Emoji"/>
-        </w:rPr>
-        <w:t>⬅</w:t>
-      </w:r>
-      <w:r>
-        <w:t>️ ИНТЕРАКТИВНЫЙ ЭТАП (</w:t>
-      </w:r>
-      <w:proofErr w:type="spellStart"/>
-      <w:r>
-        <w:t>section_editor</w:t>
-      </w:r>
-      <w:proofErr w:type="spellEnd"/>
-      <w:r>
-        <w:t>)</w:t>
-      </w:r>
-    </w:p>
-    <w:p>
-      <w:r>
-        <w:t xml:space="preserve">   - авто-подсказки</w:t>
-      </w:r>
-    </w:p>
-    <w:p>
-      <w:r>
-        <w:t xml:space="preserve">   - ручная правка</w:t>
-      </w:r>
-    </w:p>
-    <w:p>
-      <w:r>
-        <w:t xml:space="preserve">   - подтверждение пользователем</w:t>
-      </w:r>
-    </w:p>
-    <w:p>
-      <w:r>
-        <w:t xml:space="preserve">4. </w:t>
-      </w:r>
-      <w:r>
-        <w:rPr>
-          <w:rFonts w:ascii="Segoe UI Emoji" w:hAnsi="Segoe UI Emoji" w:cs="Segoe UI Emoji"/>
-        </w:rPr>
-        <w:t>⬅</w:t>
-      </w:r>
-      <w:r>
-        <w:t>️ ФИКСИРОВАННАЯ разбивка</w:t>
-      </w:r>
-    </w:p>
-    <w:p>
-      <w:r>
-        <w:t>5. LLM-проверка</w:t>
-      </w:r>
-    </w:p>
-    <w:p>
-      <w:r>
-        <w:t>6. Генерация отчёт</w:t>
-      </w:r>
-    </w:p>
-    <w:p/>
-    <w:p/>
-    <w:p>
-      <w:pPr>
-        <w:jc w:val="center"/>
-      </w:pPr>
-      <w:r>
-        <w:rPr>
-          <w:noProof/>
-        </w:rPr>
-        <w:drawing>
-          <wp:inline distT="0" distB="0" distL="0" distR="0" wp14:anchorId="28CBDC18" wp14:editId="0236B302">
-            <wp:extent cx="6273800" cy="3053406"/>
-            <wp:effectExtent l="0" t="0" r="0" b="0"/>
-            <wp:docPr id="1" name="Рисунок 1"/>
-            <wp:cNvGraphicFramePr>
-              <a:graphicFrameLocks xmlns:a="http://schemas.openxmlformats.org/drawingml/2006/main" noChangeAspect="1"/>
-            </wp:cNvGraphicFramePr>
-            <a:graphic xmlns:a="http://schemas.openxmlformats.org/drawingml/2006/main">
-              <a:graphicData uri="http://schemas.openxmlformats.org/drawingml/2006/picture">
-                <pic:pic xmlns:pic="http://schemas.openxmlformats.org/drawingml/2006/picture">
-                  <pic:nvPicPr>
-                    <pic:cNvPr id="0" name="Picture 1"/>
-                    <pic:cNvPicPr>
-                      <a:picLocks noChangeAspect="1" noChangeArrowheads="1"/>
-                    </pic:cNvPicPr>
-                  </pic:nvPicPr>
-                  <pic:blipFill>
-                    <a:blip r:embed="rId4" cstate="print">
-                      <a:extLst>
-                        <a:ext uri="{28A0092B-C50C-407E-A947-70E740481C1C}">
-                          <a14:useLocalDpi xmlns:a14="http://schemas.microsoft.com/office/drawing/2010/main" val="0"/>
-                        </a:ext>
-                      </a:extLst>
-                    </a:blip>
-                    <a:srcRect/>
-                    <a:stretch>
-                      <a:fillRect/>
-                    </a:stretch>
-                  </pic:blipFill>
-                  <pic:spPr bwMode="auto">
-                    <a:xfrm>
-                      <a:off x="0" y="0"/>
-                      <a:ext cx="6281105" cy="3056961"/>
-                    </a:xfrm>
-                    <a:prstGeom prst="rect">
-                      <a:avLst/>
-                    </a:prstGeom>
-                    <a:noFill/>
-                    <a:ln>
-                      <a:noFill/>
-                    </a:ln>
-                  </pic:spPr>
-                </pic:pic>
-              </a:graphicData>
-            </a:graphic>
-          </wp:inline>
-        </w:drawing>
+      <w:pPr>
+        <w:spacing w:after="0" w:line="240" w:lineRule="auto"/>
+        <w:rPr>
+          <w:rFonts w:ascii="Times New Roman" w:eastAsia="Times New Roman" w:hAnsi="Times New Roman" w:cs="Times New Roman"/>
+          <w:sz w:val="28"/>
+          <w:szCs w:val="28"/>
+        </w:rPr>
+      </w:pPr>
+    </w:p>
+    <w:p>
+      <w:pPr>
+        <w:spacing w:before="100" w:beforeAutospacing="1" w:after="100" w:afterAutospacing="1" w:line="240" w:lineRule="auto"/>
+        <w:outlineLvl w:val="1"/>
+        <w:rPr>
+          <w:rFonts w:ascii="Times New Roman" w:eastAsia="Times New Roman" w:hAnsi="Times New Roman" w:cs="Times New Roman"/>
+          <w:b/>
+          <w:bCs/>
+          <w:sz w:val="28"/>
+          <w:szCs w:val="28"/>
+        </w:rPr>
+      </w:pPr>
+      <w:r>
+        <w:rPr>
+          <w:rFonts w:ascii="Times New Roman" w:eastAsia="Times New Roman" w:hAnsi="Times New Roman" w:cs="Times New Roman"/>
+          <w:b/>
+          <w:bCs/>
+          <w:sz w:val="28"/>
+          <w:szCs w:val="28"/>
+        </w:rPr>
+        <w:t>Общая логика работы</w:t>
+      </w:r>
+    </w:p>
+    <w:p>
+      <w:pPr>
+        <w:numPr>
+          <w:ilvl w:val="0"/>
+          <w:numId w:val="1"/>
+        </w:numPr>
+        <w:spacing w:before="100" w:beforeAutospacing="1" w:after="100" w:afterAutospacing="1" w:line="240" w:lineRule="auto"/>
+        <w:rPr>
+          <w:rFonts w:ascii="Times New Roman" w:eastAsia="Times New Roman" w:hAnsi="Times New Roman" w:cs="Times New Roman"/>
+          <w:sz w:val="28"/>
+          <w:szCs w:val="28"/>
+        </w:rPr>
+      </w:pPr>
+      <w:r>
+        <w:rPr>
+          <w:rFonts w:ascii="Times New Roman" w:eastAsia="Times New Roman" w:hAnsi="Times New Roman" w:cs="Times New Roman"/>
+          <w:sz w:val="28"/>
+          <w:szCs w:val="28"/>
+        </w:rPr>
+        <w:t>Пользователь загружает документы TEST, REF и рекомендации.</w:t>
+      </w:r>
+    </w:p>
+    <w:p>
+      <w:pPr>
+        <w:numPr>
+          <w:ilvl w:val="0"/>
+          <w:numId w:val="1"/>
+        </w:numPr>
+        <w:spacing w:before="100" w:beforeAutospacing="1" w:after="100" w:afterAutospacing="1" w:line="240" w:lineRule="auto"/>
+        <w:rPr>
+          <w:rFonts w:ascii="Times New Roman" w:eastAsia="Times New Roman" w:hAnsi="Times New Roman" w:cs="Times New Roman"/>
+          <w:sz w:val="28"/>
+          <w:szCs w:val="28"/>
+        </w:rPr>
+      </w:pPr>
+      <w:r>
+        <w:rPr>
+          <w:rFonts w:ascii="Times New Roman" w:eastAsia="Times New Roman" w:hAnsi="Times New Roman" w:cs="Times New Roman"/>
+          <w:sz w:val="28"/>
+          <w:szCs w:val="28"/>
+        </w:rPr>
+        <w:t>Система автоматически предлагает разбиение документов на разделы.</w:t>
+      </w:r>
+    </w:p>
+    <w:p>
+      <w:pPr>
+        <w:numPr>
+          <w:ilvl w:val="0"/>
+          <w:numId w:val="1"/>
+        </w:numPr>
+        <w:spacing w:before="100" w:beforeAutospacing="1" w:after="100" w:afterAutospacing="1" w:line="240" w:lineRule="auto"/>
+        <w:rPr>
+          <w:rFonts w:ascii="Times New Roman" w:eastAsia="Times New Roman" w:hAnsi="Times New Roman" w:cs="Times New Roman"/>
+          <w:sz w:val="28"/>
+          <w:szCs w:val="28"/>
+        </w:rPr>
+      </w:pPr>
+      <w:r>
+        <w:rPr>
+          <w:rFonts w:ascii="Times New Roman" w:eastAsia="Times New Roman" w:hAnsi="Times New Roman" w:cs="Times New Roman"/>
+          <w:sz w:val="28"/>
+          <w:szCs w:val="28"/>
+        </w:rPr>
+        <w:t xml:space="preserve">Пользователь </w:t>
+      </w:r>
+      <w:r>
+        <w:rPr>
+          <w:rFonts w:ascii="Times New Roman" w:eastAsia="Times New Roman" w:hAnsi="Times New Roman" w:cs="Times New Roman"/>
+          <w:b/>
+          <w:bCs/>
+          <w:sz w:val="28"/>
+          <w:szCs w:val="28"/>
+        </w:rPr>
+        <w:t>вручную проверяет и подтверждает</w:t>
+      </w:r>
+      <w:r>
+        <w:rPr>
+          <w:rFonts w:ascii="Times New Roman" w:eastAsia="Times New Roman" w:hAnsi="Times New Roman" w:cs="Times New Roman"/>
+          <w:sz w:val="28"/>
+          <w:szCs w:val="28"/>
+        </w:rPr>
+        <w:t xml:space="preserve"> структуру.</w:t>
+      </w:r>
+    </w:p>
+    <w:p>
+      <w:pPr>
+        <w:numPr>
+          <w:ilvl w:val="0"/>
+          <w:numId w:val="1"/>
+        </w:numPr>
+        <w:spacing w:before="100" w:beforeAutospacing="1" w:after="100" w:afterAutospacing="1" w:line="240" w:lineRule="auto"/>
+        <w:rPr>
+          <w:rFonts w:ascii="Times New Roman" w:eastAsia="Times New Roman" w:hAnsi="Times New Roman" w:cs="Times New Roman"/>
+          <w:sz w:val="28"/>
+          <w:szCs w:val="28"/>
+        </w:rPr>
+      </w:pPr>
+      <w:r>
+        <w:rPr>
+          <w:rFonts w:ascii="Times New Roman" w:eastAsia="Times New Roman" w:hAnsi="Times New Roman" w:cs="Times New Roman"/>
+          <w:sz w:val="28"/>
+          <w:szCs w:val="28"/>
+        </w:rPr>
+        <w:t>Только после подтверждения запускается генерация отчёта.</w:t>
+      </w:r>
+    </w:p>
+    <w:p>
+      <w:pPr>
+        <w:spacing w:before="100" w:beforeAutospacing="1" w:after="100" w:afterAutospacing="1" w:line="240" w:lineRule="auto"/>
+        <w:rPr>
+          <w:rFonts w:ascii="Times New Roman" w:eastAsia="Times New Roman" w:hAnsi="Times New Roman" w:cs="Times New Roman"/>
+          <w:sz w:val="28"/>
+          <w:szCs w:val="28"/>
+        </w:rPr>
+      </w:pPr>
+      <w:r>
+        <w:rPr>
+          <w:rFonts w:ascii="Segoe UI Emoji" w:eastAsia="Times New Roman" w:hAnsi="Segoe UI Emoji" w:cs="Segoe UI Emoji"/>
+          <w:sz w:val="28"/>
+          <w:szCs w:val="28"/>
+        </w:rPr>
+        <w:t>⚠️</w:t>
+      </w:r>
+      <w:r>
+        <w:rPr>
+          <w:rFonts w:ascii="Times New Roman" w:eastAsia="Times New Roman" w:hAnsi="Times New Roman" w:cs="Times New Roman"/>
+          <w:sz w:val="28"/>
+          <w:szCs w:val="28"/>
+        </w:rPr>
+        <w:t xml:space="preserve"> </w:t>
+      </w:r>
+      <w:r>
+        <w:rPr>
+          <w:rFonts w:ascii="Times New Roman" w:eastAsia="Times New Roman" w:hAnsi="Times New Roman" w:cs="Times New Roman"/>
+          <w:b/>
+          <w:bCs/>
+          <w:sz w:val="28"/>
+          <w:szCs w:val="28"/>
+        </w:rPr>
+        <w:t>Без подтверждённой структуры отчёт не формируется.</w:t>
+      </w:r>
+    </w:p>
+    <w:p>
+      <w:pPr>
+        <w:spacing w:before="100" w:beforeAutospacing="1" w:after="100" w:afterAutospacing="1" w:line="240" w:lineRule="auto"/>
+        <w:outlineLvl w:val="1"/>
+        <w:rPr>
+          <w:rFonts w:ascii="Times New Roman" w:eastAsia="Times New Roman" w:hAnsi="Times New Roman" w:cs="Times New Roman"/>
+          <w:b/>
+          <w:bCs/>
+          <w:sz w:val="28"/>
+          <w:szCs w:val="28"/>
+        </w:rPr>
+      </w:pPr>
+      <w:r>
+        <w:rPr>
+          <w:rFonts w:ascii="Times New Roman" w:eastAsia="Times New Roman" w:hAnsi="Times New Roman" w:cs="Times New Roman"/>
+          <w:b/>
+          <w:bCs/>
+          <w:sz w:val="28"/>
+          <w:szCs w:val="28"/>
+        </w:rPr>
+        <w:t>1. Подготовка файлов</w:t>
+      </w:r>
+    </w:p>
+    <w:p>
+      <w:pPr>
+        <w:spacing w:before="100" w:beforeAutospacing="1" w:after="100" w:afterAutospacing="1" w:line="240" w:lineRule="auto"/>
+        <w:rPr>
+          <w:rFonts w:ascii="Times New Roman" w:eastAsia="Times New Roman" w:hAnsi="Times New Roman" w:cs="Times New Roman"/>
+          <w:sz w:val="28"/>
+          <w:szCs w:val="28"/>
+        </w:rPr>
+      </w:pPr>
+      <w:r>
+        <w:rPr>
+          <w:rFonts w:ascii="Times New Roman" w:eastAsia="Times New Roman" w:hAnsi="Times New Roman" w:cs="Times New Roman"/>
+          <w:sz w:val="28"/>
+          <w:szCs w:val="28"/>
+        </w:rPr>
+        <w:t>Перед началом убедитесь, что у вас есть:</w:t>
+      </w:r>
+    </w:p>
+    <w:p>
+      <w:pPr>
+        <w:numPr>
+          <w:ilvl w:val="0"/>
+          <w:numId w:val="2"/>
+        </w:numPr>
+        <w:spacing w:before="100" w:beforeAutospacing="1" w:after="100" w:afterAutospacing="1" w:line="240" w:lineRule="auto"/>
+        <w:rPr>
+          <w:rFonts w:ascii="Times New Roman" w:eastAsia="Times New Roman" w:hAnsi="Times New Roman" w:cs="Times New Roman"/>
+          <w:sz w:val="28"/>
+          <w:szCs w:val="28"/>
+        </w:rPr>
+      </w:pPr>
+      <w:r>
+        <w:rPr>
+          <w:rFonts w:ascii="Times New Roman" w:eastAsia="Times New Roman" w:hAnsi="Times New Roman" w:cs="Times New Roman"/>
+          <w:b/>
+          <w:bCs/>
+          <w:sz w:val="28"/>
+          <w:szCs w:val="28"/>
+        </w:rPr>
+        <w:t>Проверяемая инструкция (TEST)</w:t>
+      </w:r>
+      <w:r>
+        <w:rPr>
+          <w:rFonts w:ascii="Times New Roman" w:eastAsia="Times New Roman" w:hAnsi="Times New Roman" w:cs="Times New Roman"/>
+          <w:sz w:val="28"/>
+          <w:szCs w:val="28"/>
+        </w:rPr>
+        <w:t xml:space="preserve"> — PDF или DOCX</w:t>
+      </w:r>
+    </w:p>
+    <w:p>
+      <w:pPr>
+        <w:numPr>
+          <w:ilvl w:val="0"/>
+          <w:numId w:val="2"/>
+        </w:numPr>
+        <w:spacing w:before="100" w:beforeAutospacing="1" w:after="100" w:afterAutospacing="1" w:line="240" w:lineRule="auto"/>
+        <w:rPr>
+          <w:rFonts w:ascii="Times New Roman" w:eastAsia="Times New Roman" w:hAnsi="Times New Roman" w:cs="Times New Roman"/>
+          <w:sz w:val="28"/>
+          <w:szCs w:val="28"/>
+        </w:rPr>
+      </w:pPr>
+      <w:r>
+        <w:rPr>
+          <w:rFonts w:ascii="Times New Roman" w:eastAsia="Times New Roman" w:hAnsi="Times New Roman" w:cs="Times New Roman"/>
+          <w:b/>
+          <w:bCs/>
+          <w:sz w:val="28"/>
+          <w:szCs w:val="28"/>
+        </w:rPr>
+        <w:t>Эталонная инструкция (REF)</w:t>
+      </w:r>
+      <w:r>
+        <w:rPr>
+          <w:rFonts w:ascii="Times New Roman" w:eastAsia="Times New Roman" w:hAnsi="Times New Roman" w:cs="Times New Roman"/>
+          <w:sz w:val="28"/>
+          <w:szCs w:val="28"/>
+        </w:rPr>
+        <w:t xml:space="preserve"> — PDF или DOCX</w:t>
+      </w:r>
+    </w:p>
+    <w:p>
+      <w:pPr>
+        <w:numPr>
+          <w:ilvl w:val="0"/>
+          <w:numId w:val="2"/>
+        </w:numPr>
+        <w:spacing w:before="100" w:beforeAutospacing="1" w:after="100" w:afterAutospacing="1" w:line="240" w:lineRule="auto"/>
+        <w:rPr>
+          <w:rFonts w:ascii="Times New Roman" w:eastAsia="Times New Roman" w:hAnsi="Times New Roman" w:cs="Times New Roman"/>
+          <w:sz w:val="28"/>
+          <w:szCs w:val="28"/>
+        </w:rPr>
+      </w:pPr>
+      <w:r>
+        <w:rPr>
+          <w:rFonts w:ascii="Times New Roman" w:eastAsia="Times New Roman" w:hAnsi="Times New Roman" w:cs="Times New Roman"/>
+          <w:b/>
+          <w:bCs/>
+          <w:sz w:val="28"/>
+          <w:szCs w:val="28"/>
+        </w:rPr>
+        <w:t>Рекомендации</w:t>
+      </w:r>
+      <w:r>
+        <w:rPr>
+          <w:rFonts w:ascii="Times New Roman" w:eastAsia="Times New Roman" w:hAnsi="Times New Roman" w:cs="Times New Roman"/>
+          <w:sz w:val="28"/>
+          <w:szCs w:val="28"/>
+        </w:rPr>
+        <w:t xml:space="preserve"> — PDF или DOCX</w:t>
+      </w:r>
+    </w:p>
+    <w:p>
+      <w:pPr>
+        <w:spacing w:before="100" w:beforeAutospacing="1" w:after="100" w:afterAutospacing="1" w:line="240" w:lineRule="auto"/>
+        <w:outlineLvl w:val="1"/>
+        <w:rPr>
+          <w:rFonts w:ascii="Times New Roman" w:eastAsia="Times New Roman" w:hAnsi="Times New Roman" w:cs="Times New Roman"/>
+          <w:b/>
+          <w:bCs/>
+          <w:sz w:val="28"/>
+          <w:szCs w:val="28"/>
+        </w:rPr>
+      </w:pPr>
+      <w:r>
+        <w:rPr>
+          <w:rFonts w:ascii="Times New Roman" w:eastAsia="Times New Roman" w:hAnsi="Times New Roman" w:cs="Times New Roman"/>
+          <w:b/>
+          <w:bCs/>
+          <w:sz w:val="28"/>
+          <w:szCs w:val="28"/>
+        </w:rPr>
+        <w:t>2. Загрузка документов</w:t>
+      </w:r>
+    </w:p>
+    <w:p>
+      <w:pPr>
+        <w:numPr>
+          <w:ilvl w:val="0"/>
+          <w:numId w:val="4"/>
+        </w:numPr>
+        <w:spacing w:before="100" w:beforeAutospacing="1" w:after="100" w:afterAutospacing="1" w:line="240" w:lineRule="auto"/>
+        <w:rPr>
+          <w:rFonts w:ascii="Times New Roman" w:eastAsia="Times New Roman" w:hAnsi="Times New Roman" w:cs="Times New Roman"/>
+          <w:sz w:val="28"/>
+          <w:szCs w:val="28"/>
+        </w:rPr>
+      </w:pPr>
+      <w:r>
+        <w:rPr>
+          <w:rFonts w:ascii="Times New Roman" w:eastAsia="Times New Roman" w:hAnsi="Times New Roman" w:cs="Times New Roman"/>
+          <w:sz w:val="28"/>
+          <w:szCs w:val="28"/>
+        </w:rPr>
+        <w:t>Откройте веб-интерфейс приложения.</w:t>
+      </w:r>
+    </w:p>
+    <w:p>
+      <w:pPr>
+        <w:numPr>
+          <w:ilvl w:val="0"/>
+          <w:numId w:val="4"/>
+        </w:numPr>
+        <w:spacing w:before="100" w:beforeAutospacing="1" w:after="100" w:afterAutospacing="1" w:line="240" w:lineRule="auto"/>
+        <w:rPr>
+          <w:rFonts w:ascii="Times New Roman" w:eastAsia="Times New Roman" w:hAnsi="Times New Roman" w:cs="Times New Roman"/>
+          <w:sz w:val="28"/>
+          <w:szCs w:val="28"/>
+        </w:rPr>
+      </w:pPr>
+      <w:r>
+        <w:rPr>
+          <w:rFonts w:ascii="Times New Roman" w:eastAsia="Times New Roman" w:hAnsi="Times New Roman" w:cs="Times New Roman"/>
+          <w:sz w:val="28"/>
+          <w:szCs w:val="28"/>
+        </w:rPr>
+        <w:t>Загрузите файлы:</w:t>
+      </w:r>
+    </w:p>
+    <w:p>
+      <w:pPr>
+        <w:numPr>
+          <w:ilvl w:val="1"/>
+          <w:numId w:val="4"/>
+        </w:numPr>
+        <w:spacing w:before="100" w:beforeAutospacing="1" w:after="100" w:afterAutospacing="1" w:line="240" w:lineRule="auto"/>
+        <w:rPr>
+          <w:rFonts w:ascii="Times New Roman" w:eastAsia="Times New Roman" w:hAnsi="Times New Roman" w:cs="Times New Roman"/>
+          <w:sz w:val="28"/>
+          <w:szCs w:val="28"/>
+        </w:rPr>
+      </w:pPr>
+      <w:r>
+        <w:rPr>
+          <w:rFonts w:ascii="Segoe UI Emoji" w:eastAsia="Times New Roman" w:hAnsi="Segoe UI Emoji" w:cs="Segoe UI Emoji"/>
+          <w:sz w:val="28"/>
+          <w:szCs w:val="28"/>
+        </w:rPr>
+        <w:t>📥</w:t>
+      </w:r>
+      <w:r>
+        <w:rPr>
+          <w:rFonts w:ascii="Times New Roman" w:eastAsia="Times New Roman" w:hAnsi="Times New Roman" w:cs="Times New Roman"/>
+          <w:sz w:val="28"/>
+          <w:szCs w:val="28"/>
+        </w:rPr>
+        <w:t xml:space="preserve"> Проверяемая инструкция (TEST)</w:t>
+      </w:r>
+    </w:p>
+    <w:p>
+      <w:pPr>
+        <w:numPr>
+          <w:ilvl w:val="1"/>
+          <w:numId w:val="4"/>
+        </w:numPr>
+        <w:spacing w:before="100" w:beforeAutospacing="1" w:after="100" w:afterAutospacing="1" w:line="240" w:lineRule="auto"/>
+        <w:rPr>
+          <w:rFonts w:ascii="Times New Roman" w:eastAsia="Times New Roman" w:hAnsi="Times New Roman" w:cs="Times New Roman"/>
+          <w:sz w:val="28"/>
+          <w:szCs w:val="28"/>
+        </w:rPr>
+      </w:pPr>
+      <w:r>
+        <w:rPr>
+          <w:rFonts w:ascii="Segoe UI Emoji" w:eastAsia="Times New Roman" w:hAnsi="Segoe UI Emoji" w:cs="Segoe UI Emoji"/>
+          <w:sz w:val="28"/>
+          <w:szCs w:val="28"/>
+        </w:rPr>
+        <w:t>📘</w:t>
+      </w:r>
+      <w:r>
+        <w:rPr>
+          <w:rFonts w:ascii="Times New Roman" w:eastAsia="Times New Roman" w:hAnsi="Times New Roman" w:cs="Times New Roman"/>
+          <w:sz w:val="28"/>
+          <w:szCs w:val="28"/>
+        </w:rPr>
+        <w:t xml:space="preserve"> Эталонная инструкция (REF)</w:t>
+      </w:r>
+    </w:p>
+    <w:p>
+      <w:pPr>
+        <w:numPr>
+          <w:ilvl w:val="1"/>
+          <w:numId w:val="4"/>
+        </w:numPr>
+        <w:spacing w:before="100" w:beforeAutospacing="1" w:after="100" w:afterAutospacing="1" w:line="240" w:lineRule="auto"/>
+        <w:rPr>
+          <w:rFonts w:ascii="Times New Roman" w:eastAsia="Times New Roman" w:hAnsi="Times New Roman" w:cs="Times New Roman"/>
+          <w:sz w:val="28"/>
+          <w:szCs w:val="28"/>
+        </w:rPr>
+      </w:pPr>
+      <w:r>
+        <w:rPr>
+          <w:rFonts w:ascii="Segoe UI Emoji" w:eastAsia="Times New Roman" w:hAnsi="Segoe UI Emoji" w:cs="Segoe UI Emoji"/>
+          <w:sz w:val="28"/>
+          <w:szCs w:val="28"/>
+        </w:rPr>
+        <w:t>📑</w:t>
+      </w:r>
+      <w:r>
+        <w:rPr>
+          <w:rFonts w:ascii="Times New Roman" w:eastAsia="Times New Roman" w:hAnsi="Times New Roman" w:cs="Times New Roman"/>
+          <w:sz w:val="28"/>
+          <w:szCs w:val="28"/>
+        </w:rPr>
+        <w:t xml:space="preserve"> Рекомендации</w:t>
+      </w:r>
+    </w:p>
+    <w:p>
+      <w:pPr>
+        <w:numPr>
+          <w:ilvl w:val="0"/>
+          <w:numId w:val="4"/>
+        </w:numPr>
+        <w:spacing w:before="100" w:beforeAutospacing="1" w:after="100" w:afterAutospacing="1" w:line="240" w:lineRule="auto"/>
+        <w:rPr>
+          <w:rFonts w:ascii="Times New Roman" w:eastAsia="Times New Roman" w:hAnsi="Times New Roman" w:cs="Times New Roman"/>
+          <w:sz w:val="28"/>
+          <w:szCs w:val="28"/>
+        </w:rPr>
+      </w:pPr>
+      <w:r>
+        <w:rPr>
+          <w:rFonts w:ascii="Times New Roman" w:eastAsia="Times New Roman" w:hAnsi="Times New Roman" w:cs="Times New Roman"/>
+          <w:sz w:val="28"/>
+          <w:szCs w:val="28"/>
+        </w:rPr>
+        <w:t xml:space="preserve">Выберите DOCX-шаблон отчёта из </w:t>
+      </w:r>
+      <w:r>
+        <w:rPr>
+          <w:rFonts w:ascii="Times New Roman" w:eastAsia="Times New Roman" w:hAnsi="Times New Roman" w:cs="Times New Roman"/>
+          <w:sz w:val="28"/>
+          <w:szCs w:val="28"/>
+        </w:rPr>
+        <w:t xml:space="preserve">выпадающего </w:t>
+      </w:r>
+      <w:r>
+        <w:rPr>
+          <w:rFonts w:ascii="Times New Roman" w:eastAsia="Times New Roman" w:hAnsi="Times New Roman" w:cs="Times New Roman"/>
+          <w:sz w:val="28"/>
+          <w:szCs w:val="28"/>
+        </w:rPr>
+        <w:t>списка.</w:t>
+      </w:r>
+    </w:p>
+    <w:p>
+      <w:pPr>
+        <w:spacing w:before="100" w:beforeAutospacing="1" w:after="100" w:afterAutospacing="1" w:line="240" w:lineRule="auto"/>
+        <w:rPr>
+          <w:rFonts w:ascii="Times New Roman" w:eastAsia="Times New Roman" w:hAnsi="Times New Roman" w:cs="Times New Roman"/>
+          <w:sz w:val="28"/>
+          <w:szCs w:val="28"/>
+        </w:rPr>
+      </w:pPr>
+      <w:r>
+        <w:rPr>
+          <w:rFonts w:ascii="Times New Roman" w:eastAsia="Times New Roman" w:hAnsi="Times New Roman" w:cs="Times New Roman"/>
+          <w:sz w:val="28"/>
+          <w:szCs w:val="28"/>
+        </w:rPr>
+        <w:t xml:space="preserve">На этом этапе данные </w:t>
+      </w:r>
+      <w:r>
+        <w:rPr>
+          <w:rFonts w:ascii="Times New Roman" w:eastAsia="Times New Roman" w:hAnsi="Times New Roman" w:cs="Times New Roman"/>
+          <w:b/>
+          <w:bCs/>
+          <w:sz w:val="28"/>
+          <w:szCs w:val="28"/>
+        </w:rPr>
+        <w:t>только загружаются</w:t>
+      </w:r>
+      <w:r>
+        <w:rPr>
+          <w:rFonts w:ascii="Times New Roman" w:eastAsia="Times New Roman" w:hAnsi="Times New Roman" w:cs="Times New Roman"/>
+          <w:sz w:val="28"/>
+          <w:szCs w:val="28"/>
+        </w:rPr>
+        <w:t>, анализ ещё не выполняется.</w:t>
+      </w:r>
+    </w:p>
+    <w:p>
+      <w:pPr>
+        <w:spacing w:before="100" w:beforeAutospacing="1" w:after="100" w:afterAutospacing="1" w:line="240" w:lineRule="auto"/>
+        <w:outlineLvl w:val="1"/>
+        <w:rPr>
+          <w:rFonts w:ascii="Times New Roman" w:eastAsia="Times New Roman" w:hAnsi="Times New Roman" w:cs="Times New Roman"/>
+          <w:b/>
+          <w:bCs/>
+          <w:sz w:val="28"/>
+          <w:szCs w:val="28"/>
+        </w:rPr>
+      </w:pPr>
+      <w:r>
+        <w:rPr>
+          <w:rFonts w:ascii="Times New Roman" w:eastAsia="Times New Roman" w:hAnsi="Times New Roman" w:cs="Times New Roman"/>
+          <w:b/>
+          <w:bCs/>
+          <w:sz w:val="28"/>
+          <w:szCs w:val="28"/>
+        </w:rPr>
+        <w:t>3. Автоматический анализ структуры</w:t>
+      </w:r>
+    </w:p>
+    <w:p>
+      <w:pPr>
+        <w:spacing w:before="100" w:beforeAutospacing="1" w:after="100" w:afterAutospacing="1" w:line="240" w:lineRule="auto"/>
+        <w:rPr>
+          <w:rFonts w:ascii="Times New Roman" w:eastAsia="Times New Roman" w:hAnsi="Times New Roman" w:cs="Times New Roman"/>
+          <w:sz w:val="28"/>
+          <w:szCs w:val="28"/>
+        </w:rPr>
+      </w:pPr>
+      <w:r>
+        <w:rPr>
+          <w:rFonts w:ascii="Times New Roman" w:eastAsia="Times New Roman" w:hAnsi="Times New Roman" w:cs="Times New Roman"/>
+          <w:sz w:val="28"/>
+          <w:szCs w:val="28"/>
+        </w:rPr>
+        <w:t>Нажмите кнопку:</w:t>
+      </w:r>
+    </w:p>
+    <w:p>
+      <w:pPr>
+        <w:spacing w:before="100" w:beforeAutospacing="1" w:after="100" w:afterAutospacing="1" w:line="240" w:lineRule="auto"/>
+        <w:rPr>
+          <w:rFonts w:ascii="Times New Roman" w:eastAsia="Times New Roman" w:hAnsi="Times New Roman" w:cs="Times New Roman"/>
+          <w:sz w:val="28"/>
+          <w:szCs w:val="28"/>
+        </w:rPr>
+      </w:pPr>
+      <w:r>
+        <w:rPr>
+          <w:rFonts w:ascii="Segoe UI Emoji" w:eastAsia="Times New Roman" w:hAnsi="Segoe UI Emoji" w:cs="Segoe UI Emoji"/>
+          <w:b/>
+          <w:bCs/>
+          <w:sz w:val="28"/>
+          <w:szCs w:val="28"/>
+        </w:rPr>
+        <w:t>▶</w:t>
+      </w:r>
+      <w:r>
+        <w:rPr>
+          <w:rFonts w:ascii="Times New Roman" w:eastAsia="Times New Roman" w:hAnsi="Times New Roman" w:cs="Times New Roman"/>
+          <w:b/>
+          <w:bCs/>
+          <w:sz w:val="28"/>
+          <w:szCs w:val="28"/>
+        </w:rPr>
+        <w:t xml:space="preserve"> Запустить автоматический анализ структуры документа</w:t>
+      </w:r>
+    </w:p>
+    <w:p>
+      <w:pPr>
+        <w:spacing w:before="100" w:beforeAutospacing="1" w:after="100" w:afterAutospacing="1" w:line="240" w:lineRule="auto"/>
+        <w:rPr>
+          <w:rFonts w:ascii="Times New Roman" w:eastAsia="Times New Roman" w:hAnsi="Times New Roman" w:cs="Times New Roman"/>
+          <w:sz w:val="28"/>
+          <w:szCs w:val="28"/>
+        </w:rPr>
+      </w:pPr>
+      <w:r>
+        <w:rPr>
+          <w:rFonts w:ascii="Times New Roman" w:eastAsia="Times New Roman" w:hAnsi="Times New Roman" w:cs="Times New Roman"/>
+          <w:sz w:val="28"/>
+          <w:szCs w:val="28"/>
+        </w:rPr>
+        <w:t>Система:</w:t>
+      </w:r>
+    </w:p>
+    <w:p>
+      <w:pPr>
+        <w:numPr>
+          <w:ilvl w:val="0"/>
+          <w:numId w:val="5"/>
+        </w:numPr>
+        <w:spacing w:before="100" w:beforeAutospacing="1" w:after="100" w:afterAutospacing="1" w:line="240" w:lineRule="auto"/>
+        <w:rPr>
+          <w:rFonts w:ascii="Times New Roman" w:eastAsia="Times New Roman" w:hAnsi="Times New Roman" w:cs="Times New Roman"/>
+          <w:sz w:val="28"/>
+          <w:szCs w:val="28"/>
+        </w:rPr>
+      </w:pPr>
+      <w:r>
+        <w:rPr>
+          <w:rFonts w:ascii="Times New Roman" w:eastAsia="Times New Roman" w:hAnsi="Times New Roman" w:cs="Times New Roman"/>
+          <w:sz w:val="28"/>
+          <w:szCs w:val="28"/>
+        </w:rPr>
+        <w:t>извлекает текст TEST и REF;</w:t>
+      </w:r>
+    </w:p>
+    <w:p>
+      <w:pPr>
+        <w:numPr>
+          <w:ilvl w:val="0"/>
+          <w:numId w:val="5"/>
+        </w:numPr>
+        <w:spacing w:before="100" w:beforeAutospacing="1" w:after="100" w:afterAutospacing="1" w:line="240" w:lineRule="auto"/>
+        <w:rPr>
+          <w:rFonts w:ascii="Times New Roman" w:eastAsia="Times New Roman" w:hAnsi="Times New Roman" w:cs="Times New Roman"/>
+          <w:sz w:val="28"/>
+          <w:szCs w:val="28"/>
+        </w:rPr>
+      </w:pPr>
+      <w:r>
+        <w:rPr>
+          <w:rFonts w:ascii="Times New Roman" w:eastAsia="Times New Roman" w:hAnsi="Times New Roman" w:cs="Times New Roman"/>
+          <w:sz w:val="28"/>
+          <w:szCs w:val="28"/>
+        </w:rPr>
+        <w:t>пытается автоматически определить границы разделов;</w:t>
+      </w:r>
+    </w:p>
+    <w:p>
+      <w:pPr>
+        <w:numPr>
+          <w:ilvl w:val="0"/>
+          <w:numId w:val="5"/>
+        </w:numPr>
+        <w:spacing w:before="100" w:beforeAutospacing="1" w:after="100" w:afterAutospacing="1" w:line="240" w:lineRule="auto"/>
+        <w:rPr>
+          <w:rFonts w:ascii="Times New Roman" w:eastAsia="Times New Roman" w:hAnsi="Times New Roman" w:cs="Times New Roman"/>
+          <w:sz w:val="28"/>
+          <w:szCs w:val="28"/>
+        </w:rPr>
+      </w:pPr>
+      <w:r>
+        <w:rPr>
+          <w:rFonts w:ascii="Times New Roman" w:eastAsia="Times New Roman" w:hAnsi="Times New Roman" w:cs="Times New Roman"/>
+          <w:sz w:val="28"/>
+          <w:szCs w:val="28"/>
+        </w:rPr>
+        <w:t xml:space="preserve">отображает результат в двух вкладках: </w:t>
+      </w:r>
+      <w:r>
+        <w:rPr>
+          <w:rFonts w:ascii="Times New Roman" w:eastAsia="Times New Roman" w:hAnsi="Times New Roman" w:cs="Times New Roman"/>
+          <w:b/>
+          <w:bCs/>
+          <w:sz w:val="28"/>
+          <w:szCs w:val="28"/>
+        </w:rPr>
+        <w:t>TEST</w:t>
+      </w:r>
+      <w:r>
+        <w:rPr>
+          <w:rFonts w:ascii="Times New Roman" w:eastAsia="Times New Roman" w:hAnsi="Times New Roman" w:cs="Times New Roman"/>
+          <w:sz w:val="28"/>
+          <w:szCs w:val="28"/>
+        </w:rPr>
+        <w:t xml:space="preserve"> и </w:t>
+      </w:r>
+      <w:r>
+        <w:rPr>
+          <w:rFonts w:ascii="Times New Roman" w:eastAsia="Times New Roman" w:hAnsi="Times New Roman" w:cs="Times New Roman"/>
+          <w:b/>
+          <w:bCs/>
+          <w:sz w:val="28"/>
+          <w:szCs w:val="28"/>
+        </w:rPr>
+        <w:t>REF</w:t>
+      </w:r>
+      <w:r>
+        <w:rPr>
+          <w:rFonts w:ascii="Times New Roman" w:eastAsia="Times New Roman" w:hAnsi="Times New Roman" w:cs="Times New Roman"/>
+          <w:sz w:val="28"/>
+          <w:szCs w:val="28"/>
+        </w:rPr>
+        <w:t>.</w:t>
+      </w:r>
+    </w:p>
+    <w:p>
+      <w:pPr>
+        <w:spacing w:before="100" w:beforeAutospacing="1" w:after="100" w:afterAutospacing="1" w:line="240" w:lineRule="auto"/>
+        <w:rPr>
+          <w:rFonts w:ascii="Times New Roman" w:eastAsia="Times New Roman" w:hAnsi="Times New Roman" w:cs="Times New Roman"/>
+          <w:sz w:val="28"/>
+          <w:szCs w:val="28"/>
+        </w:rPr>
+      </w:pPr>
+      <w:r>
+        <w:rPr>
+          <w:rFonts w:ascii="Segoe UI Emoji" w:eastAsia="Times New Roman" w:hAnsi="Segoe UI Emoji" w:cs="Segoe UI Emoji"/>
+          <w:sz w:val="28"/>
+          <w:szCs w:val="28"/>
+        </w:rPr>
+        <w:t>⚠️</w:t>
+      </w:r>
+      <w:r>
+        <w:rPr>
+          <w:rFonts w:ascii="Times New Roman" w:eastAsia="Times New Roman" w:hAnsi="Times New Roman" w:cs="Times New Roman"/>
+          <w:sz w:val="28"/>
+          <w:szCs w:val="28"/>
+        </w:rPr>
+        <w:t xml:space="preserve"> Автоматическая разбивка — это </w:t>
+      </w:r>
+      <w:r>
+        <w:rPr>
+          <w:rFonts w:ascii="Times New Roman" w:eastAsia="Times New Roman" w:hAnsi="Times New Roman" w:cs="Times New Roman"/>
+          <w:b/>
+          <w:bCs/>
+          <w:sz w:val="28"/>
+          <w:szCs w:val="28"/>
+        </w:rPr>
+        <w:t>черновой вариант</w:t>
+      </w:r>
+      <w:r>
+        <w:rPr>
+          <w:rFonts w:ascii="Times New Roman" w:eastAsia="Times New Roman" w:hAnsi="Times New Roman" w:cs="Times New Roman"/>
+          <w:sz w:val="28"/>
+          <w:szCs w:val="28"/>
+        </w:rPr>
+        <w:t>.</w:t>
+      </w:r>
+    </w:p>
+    <w:p>
+      <w:pPr>
+        <w:rPr>
+          <w:rFonts w:ascii="Times New Roman" w:eastAsia="Times New Roman" w:hAnsi="Times New Roman" w:cs="Times New Roman"/>
+          <w:b/>
+          <w:bCs/>
+          <w:sz w:val="28"/>
+          <w:szCs w:val="28"/>
+        </w:rPr>
+      </w:pPr>
+      <w:r>
+        <w:rPr>
+          <w:rFonts w:ascii="Times New Roman" w:eastAsia="Times New Roman" w:hAnsi="Times New Roman" w:cs="Times New Roman"/>
+          <w:b/>
+          <w:bCs/>
+          <w:sz w:val="28"/>
+          <w:szCs w:val="28"/>
+        </w:rPr>
+        <w:br w:type="page"/>
+      </w:r>
+      <w:r>
+        <w:rPr>
+          <w:rFonts w:ascii="Times New Roman" w:eastAsia="Times New Roman" w:hAnsi="Times New Roman" w:cs="Times New Roman"/>
+          <w:b/>
+          <w:bCs/>
+          <w:sz w:val="28"/>
+          <w:szCs w:val="28"/>
+        </w:rPr>
+        <w:lastRenderedPageBreak/>
+        <w:t>4. Ручная проверка и корректировка</w:t>
+      </w:r>
+    </w:p>
+    <w:p>
+      <w:pPr>
+        <w:spacing w:before="100" w:beforeAutospacing="1" w:after="100" w:afterAutospacing="1" w:line="240" w:lineRule="auto"/>
+        <w:rPr>
+          <w:rFonts w:ascii="Times New Roman" w:eastAsia="Times New Roman" w:hAnsi="Times New Roman" w:cs="Times New Roman"/>
+          <w:sz w:val="28"/>
+          <w:szCs w:val="28"/>
+        </w:rPr>
+      </w:pPr>
+      <w:r>
+        <w:rPr>
+          <w:rFonts w:ascii="Times New Roman" w:eastAsia="Times New Roman" w:hAnsi="Times New Roman" w:cs="Times New Roman"/>
+          <w:sz w:val="28"/>
+          <w:szCs w:val="28"/>
+        </w:rPr>
+        <w:t xml:space="preserve">Для </w:t>
+      </w:r>
+      <w:r>
+        <w:rPr>
+          <w:rFonts w:ascii="Times New Roman" w:eastAsia="Times New Roman" w:hAnsi="Times New Roman" w:cs="Times New Roman"/>
+          <w:b/>
+          <w:bCs/>
+          <w:sz w:val="28"/>
+          <w:szCs w:val="28"/>
+        </w:rPr>
+        <w:t>каждого документа (TEST и REF)</w:t>
+      </w:r>
+      <w:r>
+        <w:rPr>
+          <w:rFonts w:ascii="Times New Roman" w:eastAsia="Times New Roman" w:hAnsi="Times New Roman" w:cs="Times New Roman"/>
+          <w:sz w:val="28"/>
+          <w:szCs w:val="28"/>
+        </w:rPr>
+        <w:t>:</w:t>
+      </w:r>
+    </w:p>
+    <w:p>
+      <w:pPr>
+        <w:numPr>
+          <w:ilvl w:val="0"/>
+          <w:numId w:val="6"/>
+        </w:numPr>
+        <w:spacing w:before="100" w:beforeAutospacing="1" w:after="100" w:afterAutospacing="1" w:line="240" w:lineRule="auto"/>
+        <w:rPr>
+          <w:rFonts w:ascii="Times New Roman" w:eastAsia="Times New Roman" w:hAnsi="Times New Roman" w:cs="Times New Roman"/>
+          <w:sz w:val="28"/>
+          <w:szCs w:val="28"/>
+        </w:rPr>
+      </w:pPr>
+      <w:r>
+        <w:rPr>
+          <w:rFonts w:ascii="Times New Roman" w:eastAsia="Times New Roman" w:hAnsi="Times New Roman" w:cs="Times New Roman"/>
+          <w:sz w:val="28"/>
+          <w:szCs w:val="28"/>
+        </w:rPr>
+        <w:t>Проверьте таблицу строк и таблицу разделов.</w:t>
+      </w:r>
+    </w:p>
+    <w:p>
+      <w:pPr>
+        <w:numPr>
+          <w:ilvl w:val="0"/>
+          <w:numId w:val="6"/>
+        </w:numPr>
+        <w:spacing w:before="100" w:beforeAutospacing="1" w:after="100" w:afterAutospacing="1" w:line="240" w:lineRule="auto"/>
+        <w:rPr>
+          <w:rFonts w:ascii="Times New Roman" w:eastAsia="Times New Roman" w:hAnsi="Times New Roman" w:cs="Times New Roman"/>
+          <w:sz w:val="28"/>
+          <w:szCs w:val="28"/>
+        </w:rPr>
+      </w:pPr>
+      <w:r>
+        <w:rPr>
+          <w:rFonts w:ascii="Times New Roman" w:eastAsia="Times New Roman" w:hAnsi="Times New Roman" w:cs="Times New Roman"/>
+          <w:sz w:val="28"/>
+          <w:szCs w:val="28"/>
+        </w:rPr>
+        <w:t>Убедитесь, что:</w:t>
+      </w:r>
+    </w:p>
+    <w:p>
+      <w:pPr>
+        <w:numPr>
+          <w:ilvl w:val="1"/>
+          <w:numId w:val="6"/>
+        </w:numPr>
+        <w:spacing w:before="100" w:beforeAutospacing="1" w:after="100" w:afterAutospacing="1" w:line="240" w:lineRule="auto"/>
+        <w:rPr>
+          <w:rFonts w:ascii="Times New Roman" w:eastAsia="Times New Roman" w:hAnsi="Times New Roman" w:cs="Times New Roman"/>
+          <w:sz w:val="28"/>
+          <w:szCs w:val="28"/>
+        </w:rPr>
+      </w:pPr>
+      <w:r>
+        <w:rPr>
+          <w:rFonts w:ascii="Times New Roman" w:eastAsia="Times New Roman" w:hAnsi="Times New Roman" w:cs="Times New Roman"/>
+          <w:sz w:val="28"/>
+          <w:szCs w:val="28"/>
+        </w:rPr>
+        <w:t xml:space="preserve">каждый раздел начинается с </w:t>
+      </w:r>
+      <w:r>
+        <w:rPr>
+          <w:rFonts w:ascii="Times New Roman" w:eastAsia="Times New Roman" w:hAnsi="Times New Roman" w:cs="Times New Roman"/>
+          <w:b/>
+          <w:bCs/>
+          <w:sz w:val="28"/>
+          <w:szCs w:val="28"/>
+        </w:rPr>
+        <w:t>нумерованного заголовка</w:t>
+      </w:r>
+      <w:r>
+        <w:rPr>
+          <w:rFonts w:ascii="Times New Roman" w:eastAsia="Times New Roman" w:hAnsi="Times New Roman" w:cs="Times New Roman"/>
+          <w:sz w:val="28"/>
+          <w:szCs w:val="28"/>
+        </w:rPr>
+        <w:t>;</w:t>
+      </w:r>
+    </w:p>
+    <w:p>
+      <w:pPr>
+        <w:numPr>
+          <w:ilvl w:val="1"/>
+          <w:numId w:val="6"/>
+        </w:numPr>
+        <w:spacing w:before="100" w:beforeAutospacing="1" w:after="100" w:afterAutospacing="1" w:line="240" w:lineRule="auto"/>
+        <w:rPr>
+          <w:rFonts w:ascii="Times New Roman" w:eastAsia="Times New Roman" w:hAnsi="Times New Roman" w:cs="Times New Roman"/>
+          <w:sz w:val="28"/>
+          <w:szCs w:val="28"/>
+        </w:rPr>
+      </w:pPr>
+      <w:r>
+        <w:rPr>
+          <w:rFonts w:ascii="Times New Roman" w:eastAsia="Times New Roman" w:hAnsi="Times New Roman" w:cs="Times New Roman"/>
+          <w:sz w:val="28"/>
+          <w:szCs w:val="28"/>
+        </w:rPr>
+        <w:t>текст внутри блока относится только к этому разделу;</w:t>
+      </w:r>
+    </w:p>
+    <w:p>
+      <w:pPr>
+        <w:numPr>
+          <w:ilvl w:val="1"/>
+          <w:numId w:val="6"/>
+        </w:numPr>
+        <w:spacing w:before="100" w:beforeAutospacing="1" w:after="100" w:afterAutospacing="1" w:line="240" w:lineRule="auto"/>
+        <w:rPr>
+          <w:rFonts w:ascii="Times New Roman" w:eastAsia="Times New Roman" w:hAnsi="Times New Roman" w:cs="Times New Roman"/>
+          <w:sz w:val="28"/>
+          <w:szCs w:val="28"/>
+        </w:rPr>
+      </w:pPr>
+      <w:r>
+        <w:rPr>
+          <w:rFonts w:ascii="Times New Roman" w:eastAsia="Times New Roman" w:hAnsi="Times New Roman" w:cs="Times New Roman"/>
+          <w:sz w:val="28"/>
+          <w:szCs w:val="28"/>
+        </w:rPr>
+        <w:t>отсутствуют пустые или «общие» блоки.</w:t>
+      </w:r>
+    </w:p>
+    <w:p>
+      <w:pPr>
+        <w:numPr>
+          <w:ilvl w:val="0"/>
+          <w:numId w:val="6"/>
+        </w:numPr>
+        <w:spacing w:before="100" w:beforeAutospacing="1" w:after="100" w:afterAutospacing="1" w:line="240" w:lineRule="auto"/>
+        <w:rPr>
+          <w:rFonts w:ascii="Times New Roman" w:eastAsia="Times New Roman" w:hAnsi="Times New Roman" w:cs="Times New Roman"/>
+          <w:sz w:val="28"/>
+          <w:szCs w:val="28"/>
+        </w:rPr>
+      </w:pPr>
+      <w:r>
+        <w:rPr>
+          <w:rFonts w:ascii="Times New Roman" w:eastAsia="Times New Roman" w:hAnsi="Times New Roman" w:cs="Times New Roman"/>
+          <w:sz w:val="28"/>
+          <w:szCs w:val="28"/>
+        </w:rPr>
+        <w:t>При необходимости:</w:t>
+      </w:r>
+    </w:p>
+    <w:p>
+      <w:pPr>
+        <w:numPr>
+          <w:ilvl w:val="1"/>
+          <w:numId w:val="6"/>
+        </w:numPr>
+        <w:spacing w:before="100" w:beforeAutospacing="1" w:after="100" w:afterAutospacing="1" w:line="240" w:lineRule="auto"/>
+        <w:rPr>
+          <w:rFonts w:ascii="Times New Roman" w:eastAsia="Times New Roman" w:hAnsi="Times New Roman" w:cs="Times New Roman"/>
+          <w:sz w:val="28"/>
+          <w:szCs w:val="28"/>
+        </w:rPr>
+      </w:pPr>
+      <w:r>
+        <w:rPr>
+          <w:rFonts w:ascii="Times New Roman" w:eastAsia="Times New Roman" w:hAnsi="Times New Roman" w:cs="Times New Roman"/>
+          <w:sz w:val="28"/>
+          <w:szCs w:val="28"/>
+        </w:rPr>
+        <w:t>добавьте или уберите границы вручную;</w:t>
+      </w:r>
+    </w:p>
+    <w:p>
+      <w:pPr>
+        <w:numPr>
+          <w:ilvl w:val="1"/>
+          <w:numId w:val="6"/>
+        </w:numPr>
+        <w:spacing w:before="100" w:beforeAutospacing="1" w:after="100" w:afterAutospacing="1" w:line="240" w:lineRule="auto"/>
+        <w:rPr>
+          <w:rFonts w:ascii="Times New Roman" w:eastAsia="Times New Roman" w:hAnsi="Times New Roman" w:cs="Times New Roman"/>
+          <w:sz w:val="28"/>
+          <w:szCs w:val="28"/>
+        </w:rPr>
+      </w:pPr>
+      <w:r>
+        <w:rPr>
+          <w:rFonts w:ascii="Times New Roman" w:eastAsia="Times New Roman" w:hAnsi="Times New Roman" w:cs="Times New Roman"/>
+          <w:sz w:val="28"/>
+          <w:szCs w:val="28"/>
+        </w:rPr>
+        <w:t xml:space="preserve">нажмите </w:t>
+      </w:r>
+      <w:r>
+        <w:rPr>
+          <w:rFonts w:ascii="Times New Roman" w:eastAsia="Times New Roman" w:hAnsi="Times New Roman" w:cs="Times New Roman"/>
+          <w:b/>
+          <w:bCs/>
+          <w:sz w:val="28"/>
+          <w:szCs w:val="28"/>
+        </w:rPr>
+        <w:t>«Пересобрать»</w:t>
+      </w:r>
+      <w:r>
+        <w:rPr>
+          <w:rFonts w:ascii="Times New Roman" w:eastAsia="Times New Roman" w:hAnsi="Times New Roman" w:cs="Times New Roman"/>
+          <w:sz w:val="28"/>
+          <w:szCs w:val="28"/>
+        </w:rPr>
+        <w:t xml:space="preserve"> для пересчёта структуры.</w:t>
+      </w:r>
+    </w:p>
+    <w:p>
+      <w:pPr>
+        <w:spacing w:before="100" w:beforeAutospacing="1" w:after="100" w:afterAutospacing="1" w:line="240" w:lineRule="auto"/>
+        <w:rPr>
+          <w:rFonts w:ascii="Times New Roman" w:eastAsia="Times New Roman" w:hAnsi="Times New Roman" w:cs="Times New Roman"/>
+          <w:sz w:val="28"/>
+          <w:szCs w:val="28"/>
+        </w:rPr>
+      </w:pPr>
+      <w:r>
+        <w:rPr>
+          <w:rFonts w:ascii="Segoe UI Emoji" w:eastAsia="Times New Roman" w:hAnsi="Segoe UI Emoji" w:cs="Segoe UI Emoji"/>
+          <w:sz w:val="28"/>
+          <w:szCs w:val="28"/>
+        </w:rPr>
+        <w:t>🎯</w:t>
+      </w:r>
+      <w:r>
+        <w:rPr>
+          <w:rFonts w:ascii="Times New Roman" w:eastAsia="Times New Roman" w:hAnsi="Times New Roman" w:cs="Times New Roman"/>
+          <w:sz w:val="28"/>
+          <w:szCs w:val="28"/>
+        </w:rPr>
+        <w:t xml:space="preserve"> </w:t>
+      </w:r>
+      <w:r>
+        <w:rPr>
+          <w:rFonts w:ascii="Times New Roman" w:eastAsia="Times New Roman" w:hAnsi="Times New Roman" w:cs="Times New Roman"/>
+          <w:b/>
+          <w:bCs/>
+          <w:sz w:val="28"/>
+          <w:szCs w:val="28"/>
+        </w:rPr>
+        <w:t>Цель шага</w:t>
+      </w:r>
+      <w:r>
+        <w:rPr>
+          <w:rFonts w:ascii="Times New Roman" w:eastAsia="Times New Roman" w:hAnsi="Times New Roman" w:cs="Times New Roman"/>
+          <w:sz w:val="28"/>
+          <w:szCs w:val="28"/>
+        </w:rPr>
+        <w:t xml:space="preserve"> — добиться логически корректной структуры разделов.</w:t>
+      </w:r>
+    </w:p>
+    <w:p>
+      <w:pPr>
+        <w:spacing w:before="100" w:beforeAutospacing="1" w:after="100" w:afterAutospacing="1" w:line="240" w:lineRule="auto"/>
+        <w:outlineLvl w:val="1"/>
+        <w:rPr>
+          <w:rFonts w:ascii="Times New Roman" w:eastAsia="Times New Roman" w:hAnsi="Times New Roman" w:cs="Times New Roman"/>
+          <w:b/>
+          <w:bCs/>
+          <w:sz w:val="28"/>
+          <w:szCs w:val="28"/>
+        </w:rPr>
+      </w:pPr>
+      <w:r>
+        <w:rPr>
+          <w:rFonts w:ascii="Times New Roman" w:eastAsia="Times New Roman" w:hAnsi="Times New Roman" w:cs="Times New Roman"/>
+          <w:b/>
+          <w:bCs/>
+          <w:sz w:val="28"/>
+          <w:szCs w:val="28"/>
+        </w:rPr>
+        <w:t>5. Подтверждение структуры</w:t>
+      </w:r>
+    </w:p>
+    <w:p>
+      <w:pPr>
+        <w:spacing w:before="100" w:beforeAutospacing="1" w:after="100" w:afterAutospacing="1" w:line="240" w:lineRule="auto"/>
+        <w:rPr>
+          <w:rFonts w:ascii="Times New Roman" w:eastAsia="Times New Roman" w:hAnsi="Times New Roman" w:cs="Times New Roman"/>
+          <w:sz w:val="28"/>
+          <w:szCs w:val="28"/>
+        </w:rPr>
+      </w:pPr>
+      <w:r>
+        <w:rPr>
+          <w:rFonts w:ascii="Times New Roman" w:eastAsia="Times New Roman" w:hAnsi="Times New Roman" w:cs="Times New Roman"/>
+          <w:sz w:val="28"/>
+          <w:szCs w:val="28"/>
+        </w:rPr>
+        <w:t>Когда структура корректна:</w:t>
+      </w:r>
+    </w:p>
+    <w:p>
+      <w:pPr>
+        <w:numPr>
+          <w:ilvl w:val="0"/>
+          <w:numId w:val="7"/>
+        </w:numPr>
+        <w:spacing w:before="100" w:beforeAutospacing="1" w:after="100" w:afterAutospacing="1" w:line="240" w:lineRule="auto"/>
+        <w:rPr>
+          <w:rFonts w:ascii="Times New Roman" w:eastAsia="Times New Roman" w:hAnsi="Times New Roman" w:cs="Times New Roman"/>
+          <w:sz w:val="28"/>
+          <w:szCs w:val="28"/>
+        </w:rPr>
+      </w:pPr>
+      <w:r>
+        <w:rPr>
+          <w:rFonts w:ascii="Times New Roman" w:eastAsia="Times New Roman" w:hAnsi="Times New Roman" w:cs="Times New Roman"/>
+          <w:sz w:val="28"/>
+          <w:szCs w:val="28"/>
+        </w:rPr>
+        <w:t xml:space="preserve">нажмите </w:t>
+      </w:r>
+      <w:r>
+        <w:rPr>
+          <w:rFonts w:ascii="Times New Roman" w:eastAsia="Times New Roman" w:hAnsi="Times New Roman" w:cs="Times New Roman"/>
+          <w:b/>
+          <w:bCs/>
+          <w:sz w:val="28"/>
+          <w:szCs w:val="28"/>
+        </w:rPr>
+        <w:t>«Подтвердить»</w:t>
+      </w:r>
+      <w:r>
+        <w:rPr>
+          <w:rFonts w:ascii="Times New Roman" w:eastAsia="Times New Roman" w:hAnsi="Times New Roman" w:cs="Times New Roman"/>
+          <w:sz w:val="28"/>
+          <w:szCs w:val="28"/>
+        </w:rPr>
+        <w:t xml:space="preserve"> для TEST;</w:t>
+      </w:r>
+    </w:p>
+    <w:p>
+      <w:pPr>
+        <w:numPr>
+          <w:ilvl w:val="0"/>
+          <w:numId w:val="7"/>
+        </w:numPr>
+        <w:spacing w:before="100" w:beforeAutospacing="1" w:after="100" w:afterAutospacing="1" w:line="240" w:lineRule="auto"/>
+        <w:rPr>
+          <w:rFonts w:ascii="Times New Roman" w:eastAsia="Times New Roman" w:hAnsi="Times New Roman" w:cs="Times New Roman"/>
+          <w:sz w:val="28"/>
+          <w:szCs w:val="28"/>
+        </w:rPr>
+      </w:pPr>
+      <w:r>
+        <w:rPr>
+          <w:rFonts w:ascii="Times New Roman" w:eastAsia="Times New Roman" w:hAnsi="Times New Roman" w:cs="Times New Roman"/>
+          <w:sz w:val="28"/>
+          <w:szCs w:val="28"/>
+        </w:rPr>
+        <w:t xml:space="preserve">нажмите </w:t>
+      </w:r>
+      <w:r>
+        <w:rPr>
+          <w:rFonts w:ascii="Times New Roman" w:eastAsia="Times New Roman" w:hAnsi="Times New Roman" w:cs="Times New Roman"/>
+          <w:b/>
+          <w:bCs/>
+          <w:sz w:val="28"/>
+          <w:szCs w:val="28"/>
+        </w:rPr>
+        <w:t>«Подтвердить»</w:t>
+      </w:r>
+      <w:r>
+        <w:rPr>
+          <w:rFonts w:ascii="Times New Roman" w:eastAsia="Times New Roman" w:hAnsi="Times New Roman" w:cs="Times New Roman"/>
+          <w:sz w:val="28"/>
+          <w:szCs w:val="28"/>
+        </w:rPr>
+        <w:t xml:space="preserve"> для REF.</w:t>
+      </w:r>
+    </w:p>
+    <w:p>
+      <w:pPr>
+        <w:spacing w:before="100" w:beforeAutospacing="1" w:after="100" w:afterAutospacing="1" w:line="240" w:lineRule="auto"/>
+        <w:rPr>
+          <w:rFonts w:ascii="Times New Roman" w:eastAsia="Times New Roman" w:hAnsi="Times New Roman" w:cs="Times New Roman"/>
+          <w:sz w:val="28"/>
+          <w:szCs w:val="28"/>
+        </w:rPr>
+      </w:pPr>
+      <w:r>
+        <w:rPr>
+          <w:rFonts w:ascii="Times New Roman" w:eastAsia="Times New Roman" w:hAnsi="Times New Roman" w:cs="Times New Roman"/>
+          <w:sz w:val="28"/>
+          <w:szCs w:val="28"/>
+        </w:rPr>
+        <w:t>После этого:</w:t>
+      </w:r>
+    </w:p>
+    <w:p>
+      <w:pPr>
+        <w:numPr>
+          <w:ilvl w:val="0"/>
+          <w:numId w:val="8"/>
+        </w:numPr>
+        <w:spacing w:before="100" w:beforeAutospacing="1" w:after="100" w:afterAutospacing="1" w:line="240" w:lineRule="auto"/>
+        <w:rPr>
+          <w:rFonts w:ascii="Times New Roman" w:eastAsia="Times New Roman" w:hAnsi="Times New Roman" w:cs="Times New Roman"/>
+          <w:sz w:val="28"/>
+          <w:szCs w:val="28"/>
+        </w:rPr>
+      </w:pPr>
+      <w:r>
+        <w:rPr>
+          <w:rFonts w:ascii="Times New Roman" w:eastAsia="Times New Roman" w:hAnsi="Times New Roman" w:cs="Times New Roman"/>
+          <w:sz w:val="28"/>
+          <w:szCs w:val="28"/>
+        </w:rPr>
+        <w:t xml:space="preserve">индикаторы сменятся на TEST </w:t>
+      </w:r>
+      <w:r>
+        <w:rPr>
+          <w:rFonts w:ascii="Segoe UI Emoji" w:eastAsia="Times New Roman" w:hAnsi="Segoe UI Emoji" w:cs="Segoe UI Emoji"/>
+          <w:sz w:val="28"/>
+          <w:szCs w:val="28"/>
+        </w:rPr>
+        <w:t>✅</w:t>
+      </w:r>
+      <w:r>
+        <w:rPr>
+          <w:rFonts w:ascii="Times New Roman" w:eastAsia="Times New Roman" w:hAnsi="Times New Roman" w:cs="Times New Roman"/>
+          <w:sz w:val="28"/>
+          <w:szCs w:val="28"/>
+        </w:rPr>
+        <w:t xml:space="preserve"> / REF </w:t>
+      </w:r>
+      <w:r>
+        <w:rPr>
+          <w:rFonts w:ascii="Segoe UI Emoji" w:eastAsia="Times New Roman" w:hAnsi="Segoe UI Emoji" w:cs="Segoe UI Emoji"/>
+          <w:sz w:val="28"/>
+          <w:szCs w:val="28"/>
+        </w:rPr>
+        <w:t>✅</w:t>
+      </w:r>
+      <w:r>
+        <w:rPr>
+          <w:rFonts w:ascii="Times New Roman" w:eastAsia="Times New Roman" w:hAnsi="Times New Roman" w:cs="Times New Roman"/>
+          <w:sz w:val="28"/>
+          <w:szCs w:val="28"/>
+        </w:rPr>
+        <w:t>;</w:t>
+      </w:r>
+    </w:p>
+    <w:p>
+      <w:pPr>
+        <w:numPr>
+          <w:ilvl w:val="0"/>
+          <w:numId w:val="8"/>
+        </w:numPr>
+        <w:spacing w:before="100" w:beforeAutospacing="1" w:after="100" w:afterAutospacing="1" w:line="240" w:lineRule="auto"/>
+        <w:rPr>
+          <w:rFonts w:ascii="Times New Roman" w:eastAsia="Times New Roman" w:hAnsi="Times New Roman" w:cs="Times New Roman"/>
+          <w:sz w:val="28"/>
+          <w:szCs w:val="28"/>
+        </w:rPr>
+      </w:pPr>
+      <w:r>
+        <w:rPr>
+          <w:rFonts w:ascii="Times New Roman" w:eastAsia="Times New Roman" w:hAnsi="Times New Roman" w:cs="Times New Roman"/>
+          <w:sz w:val="28"/>
+          <w:szCs w:val="28"/>
+        </w:rPr>
+        <w:t xml:space="preserve">кнопка </w:t>
+      </w:r>
+      <w:r>
+        <w:rPr>
+          <w:rFonts w:ascii="Times New Roman" w:eastAsia="Times New Roman" w:hAnsi="Times New Roman" w:cs="Times New Roman"/>
+          <w:b/>
+          <w:bCs/>
+          <w:sz w:val="28"/>
+          <w:szCs w:val="28"/>
+        </w:rPr>
+        <w:t>«Сформировать отчёт»</w:t>
+      </w:r>
+      <w:r>
+        <w:rPr>
+          <w:rFonts w:ascii="Times New Roman" w:eastAsia="Times New Roman" w:hAnsi="Times New Roman" w:cs="Times New Roman"/>
+          <w:sz w:val="28"/>
+          <w:szCs w:val="28"/>
+        </w:rPr>
+        <w:t xml:space="preserve"> станет активной.</w:t>
+      </w:r>
+    </w:p>
+    <w:p>
+      <w:pPr>
+        <w:spacing w:before="100" w:beforeAutospacing="1" w:after="100" w:afterAutospacing="1" w:line="240" w:lineRule="auto"/>
+        <w:rPr>
+          <w:rFonts w:ascii="Times New Roman" w:eastAsia="Times New Roman" w:hAnsi="Times New Roman" w:cs="Times New Roman"/>
+          <w:sz w:val="28"/>
+          <w:szCs w:val="28"/>
+        </w:rPr>
+      </w:pPr>
+      <w:r>
+        <w:rPr>
+          <w:rFonts w:ascii="Times New Roman" w:eastAsia="Times New Roman" w:hAnsi="Times New Roman" w:cs="Times New Roman"/>
+          <w:sz w:val="28"/>
+          <w:szCs w:val="28"/>
+        </w:rPr>
+        <w:t>Без подтверждения хотя бы одного документа отчёт сформировать невозможно.</w:t>
+      </w:r>
+    </w:p>
+    <w:p>
+      <w:pPr>
+        <w:spacing w:before="100" w:beforeAutospacing="1" w:after="100" w:afterAutospacing="1" w:line="240" w:lineRule="auto"/>
+        <w:outlineLvl w:val="1"/>
+        <w:rPr>
+          <w:rFonts w:ascii="Times New Roman" w:eastAsia="Times New Roman" w:hAnsi="Times New Roman" w:cs="Times New Roman"/>
+          <w:b/>
+          <w:bCs/>
+          <w:sz w:val="28"/>
+          <w:szCs w:val="28"/>
+        </w:rPr>
+      </w:pPr>
+      <w:r>
+        <w:rPr>
+          <w:rFonts w:ascii="Times New Roman" w:eastAsia="Times New Roman" w:hAnsi="Times New Roman" w:cs="Times New Roman"/>
+          <w:b/>
+          <w:bCs/>
+          <w:sz w:val="28"/>
+          <w:szCs w:val="28"/>
+        </w:rPr>
+        <w:t>6. Генерация отчёта</w:t>
+      </w:r>
+    </w:p>
+    <w:p>
+      <w:pPr>
+        <w:spacing w:before="100" w:beforeAutospacing="1" w:after="100" w:afterAutospacing="1" w:line="240" w:lineRule="auto"/>
+        <w:rPr>
+          <w:rFonts w:ascii="Times New Roman" w:eastAsia="Times New Roman" w:hAnsi="Times New Roman" w:cs="Times New Roman"/>
+          <w:sz w:val="28"/>
+          <w:szCs w:val="28"/>
+        </w:rPr>
+      </w:pPr>
+      <w:r>
+        <w:rPr>
+          <w:rFonts w:ascii="Times New Roman" w:eastAsia="Times New Roman" w:hAnsi="Times New Roman" w:cs="Times New Roman"/>
+          <w:sz w:val="28"/>
+          <w:szCs w:val="28"/>
+        </w:rPr>
+        <w:t xml:space="preserve">После того, как и для провереяемого, и для референтного документов структура подтверждена нажатием кнопки «» и </w:t>
+      </w:r>
+      <w:r>
+        <w:rPr>
+          <w:rFonts w:ascii="Times New Roman" w:eastAsia="Times New Roman" w:hAnsi="Times New Roman" w:cs="Times New Roman"/>
+          <w:sz w:val="28"/>
+          <w:szCs w:val="28"/>
+        </w:rPr>
+        <w:t>Нажмите кнопку:</w:t>
+      </w:r>
+    </w:p>
+    <w:p>
+      <w:pPr>
+        <w:spacing w:before="100" w:beforeAutospacing="1" w:after="100" w:afterAutospacing="1" w:line="240" w:lineRule="auto"/>
+        <w:rPr>
+          <w:rFonts w:ascii="Times New Roman" w:eastAsia="Times New Roman" w:hAnsi="Times New Roman" w:cs="Times New Roman"/>
+          <w:sz w:val="28"/>
+          <w:szCs w:val="28"/>
+        </w:rPr>
+      </w:pPr>
+      <w:r>
+        <w:rPr>
+          <w:rFonts w:ascii="Segoe UI Emoji" w:eastAsia="Times New Roman" w:hAnsi="Segoe UI Emoji" w:cs="Segoe UI Emoji"/>
+          <w:b/>
+          <w:bCs/>
+          <w:sz w:val="28"/>
+          <w:szCs w:val="28"/>
+        </w:rPr>
+        <w:t>🚀</w:t>
+      </w:r>
+      <w:r>
+        <w:rPr>
+          <w:rFonts w:ascii="Times New Roman" w:eastAsia="Times New Roman" w:hAnsi="Times New Roman" w:cs="Times New Roman"/>
+          <w:b/>
+          <w:bCs/>
+          <w:sz w:val="28"/>
+          <w:szCs w:val="28"/>
+        </w:rPr>
+        <w:t xml:space="preserve"> Сформировать отчёт</w:t>
+      </w:r>
+    </w:p>
+    <w:p>
+      <w:pPr>
+        <w:spacing w:before="100" w:beforeAutospacing="1" w:after="100" w:afterAutospacing="1" w:line="240" w:lineRule="auto"/>
+        <w:rPr>
+          <w:rFonts w:ascii="Times New Roman" w:eastAsia="Times New Roman" w:hAnsi="Times New Roman" w:cs="Times New Roman"/>
+          <w:sz w:val="28"/>
+          <w:szCs w:val="28"/>
+        </w:rPr>
+      </w:pPr>
+      <w:r>
+        <w:rPr>
+          <w:rFonts w:ascii="Times New Roman" w:eastAsia="Times New Roman" w:hAnsi="Times New Roman" w:cs="Times New Roman"/>
+          <w:sz w:val="28"/>
+          <w:szCs w:val="28"/>
+        </w:rPr>
+        <w:t>Система:</w:t>
+      </w:r>
+    </w:p>
+    <w:p>
+      <w:pPr>
+        <w:numPr>
+          <w:ilvl w:val="0"/>
+          <w:numId w:val="9"/>
+        </w:numPr>
+        <w:spacing w:before="100" w:beforeAutospacing="1" w:after="100" w:afterAutospacing="1" w:line="240" w:lineRule="auto"/>
+        <w:rPr>
+          <w:rFonts w:ascii="Times New Roman" w:eastAsia="Times New Roman" w:hAnsi="Times New Roman" w:cs="Times New Roman"/>
+          <w:sz w:val="28"/>
+          <w:szCs w:val="28"/>
+        </w:rPr>
+      </w:pPr>
+      <w:r>
+        <w:rPr>
+          <w:rFonts w:ascii="Times New Roman" w:eastAsia="Times New Roman" w:hAnsi="Times New Roman" w:cs="Times New Roman"/>
+          <w:sz w:val="28"/>
+          <w:szCs w:val="28"/>
+        </w:rPr>
+        <w:t>сопоставляет разделы TEST и REF с рекомендациями;</w:t>
+      </w:r>
+    </w:p>
+    <w:p>
+      <w:pPr>
+        <w:numPr>
+          <w:ilvl w:val="0"/>
+          <w:numId w:val="9"/>
+        </w:numPr>
+        <w:spacing w:before="100" w:beforeAutospacing="1" w:after="100" w:afterAutospacing="1" w:line="240" w:lineRule="auto"/>
+        <w:rPr>
+          <w:rFonts w:ascii="Times New Roman" w:eastAsia="Times New Roman" w:hAnsi="Times New Roman" w:cs="Times New Roman"/>
+          <w:sz w:val="28"/>
+          <w:szCs w:val="28"/>
+        </w:rPr>
+      </w:pPr>
+      <w:r>
+        <w:rPr>
+          <w:rFonts w:ascii="Times New Roman" w:eastAsia="Times New Roman" w:hAnsi="Times New Roman" w:cs="Times New Roman"/>
+          <w:sz w:val="28"/>
+          <w:szCs w:val="28"/>
+        </w:rPr>
+        <w:t>выполняет проверку соответствия с использованием LLM;</w:t>
+      </w:r>
+    </w:p>
+    <w:p>
+      <w:pPr>
+        <w:numPr>
+          <w:ilvl w:val="0"/>
+          <w:numId w:val="9"/>
+        </w:numPr>
+        <w:spacing w:before="100" w:beforeAutospacing="1" w:after="100" w:afterAutospacing="1" w:line="240" w:lineRule="auto"/>
+        <w:rPr>
+          <w:rFonts w:ascii="Times New Roman" w:eastAsia="Times New Roman" w:hAnsi="Times New Roman" w:cs="Times New Roman"/>
+          <w:sz w:val="28"/>
+          <w:szCs w:val="28"/>
+        </w:rPr>
+      </w:pPr>
+      <w:r>
+        <w:rPr>
+          <w:rFonts w:ascii="Times New Roman" w:eastAsia="Times New Roman" w:hAnsi="Times New Roman" w:cs="Times New Roman"/>
+          <w:sz w:val="28"/>
+          <w:szCs w:val="28"/>
+        </w:rPr>
+        <w:t>заполняет DOCX-шаблон;</w:t>
+      </w:r>
+    </w:p>
+    <w:p>
+      <w:pPr>
+        <w:numPr>
+          <w:ilvl w:val="0"/>
+          <w:numId w:val="9"/>
+        </w:numPr>
+        <w:spacing w:before="100" w:beforeAutospacing="1" w:after="100" w:afterAutospacing="1" w:line="240" w:lineRule="auto"/>
+        <w:rPr>
+          <w:rFonts w:ascii="Times New Roman" w:eastAsia="Times New Roman" w:hAnsi="Times New Roman" w:cs="Times New Roman"/>
+          <w:sz w:val="28"/>
+          <w:szCs w:val="28"/>
+        </w:rPr>
+      </w:pPr>
+      <w:r>
+        <w:rPr>
+          <w:rFonts w:ascii="Times New Roman" w:eastAsia="Times New Roman" w:hAnsi="Times New Roman" w:cs="Times New Roman"/>
+          <w:sz w:val="28"/>
+          <w:szCs w:val="28"/>
+        </w:rPr>
+        <w:t>формирует итоговый отчёт.</w:t>
+      </w:r>
+    </w:p>
+    <w:p>
+      <w:pPr>
+        <w:spacing w:before="100" w:beforeAutospacing="1" w:after="100" w:afterAutospacing="1" w:line="240" w:lineRule="auto"/>
+        <w:rPr>
+          <w:rFonts w:ascii="Times New Roman" w:eastAsia="Times New Roman" w:hAnsi="Times New Roman" w:cs="Times New Roman"/>
+          <w:sz w:val="28"/>
+          <w:szCs w:val="28"/>
+        </w:rPr>
+      </w:pPr>
+      <w:r>
+        <w:rPr>
+          <w:rFonts w:ascii="Times New Roman" w:eastAsia="Times New Roman" w:hAnsi="Times New Roman" w:cs="Times New Roman"/>
+          <w:sz w:val="28"/>
+          <w:szCs w:val="28"/>
+        </w:rPr>
+        <w:t>Результат:</w:t>
+      </w:r>
+    </w:p>
+    <w:p>
+      <w:pPr>
+        <w:numPr>
+          <w:ilvl w:val="0"/>
+          <w:numId w:val="10"/>
+        </w:numPr>
+        <w:spacing w:before="100" w:beforeAutospacing="1" w:after="100" w:afterAutospacing="1" w:line="240" w:lineRule="auto"/>
+        <w:rPr>
+          <w:rFonts w:ascii="Times New Roman" w:eastAsia="Times New Roman" w:hAnsi="Times New Roman" w:cs="Times New Roman"/>
+          <w:sz w:val="28"/>
+          <w:szCs w:val="28"/>
+        </w:rPr>
+      </w:pPr>
+      <w:r>
+        <w:rPr>
+          <w:rFonts w:ascii="Times New Roman" w:eastAsia="Times New Roman" w:hAnsi="Times New Roman" w:cs="Times New Roman"/>
+          <w:sz w:val="28"/>
+          <w:szCs w:val="28"/>
+        </w:rPr>
+        <w:t xml:space="preserve">ссылка на готовый </w:t>
+      </w:r>
+      <w:r>
+        <w:rPr>
+          <w:rFonts w:ascii="Times New Roman" w:eastAsia="Times New Roman" w:hAnsi="Times New Roman" w:cs="Times New Roman"/>
+          <w:b/>
+          <w:bCs/>
+          <w:sz w:val="28"/>
+          <w:szCs w:val="28"/>
+        </w:rPr>
+        <w:t>DOCX-файл</w:t>
+      </w:r>
+      <w:r>
+        <w:rPr>
+          <w:rFonts w:ascii="Times New Roman" w:eastAsia="Times New Roman" w:hAnsi="Times New Roman" w:cs="Times New Roman"/>
+          <w:sz w:val="28"/>
+          <w:szCs w:val="28"/>
+        </w:rPr>
+        <w:t xml:space="preserve"> в интерфейсе;</w:t>
+      </w:r>
+    </w:p>
+    <w:p>
+      <w:pPr>
+        <w:numPr>
+          <w:ilvl w:val="0"/>
+          <w:numId w:val="10"/>
+        </w:numPr>
+        <w:spacing w:before="100" w:beforeAutospacing="1" w:after="100" w:afterAutospacing="1" w:line="240" w:lineRule="auto"/>
+        <w:rPr>
+          <w:rFonts w:ascii="Times New Roman" w:eastAsia="Times New Roman" w:hAnsi="Times New Roman" w:cs="Times New Roman"/>
+          <w:sz w:val="28"/>
+          <w:szCs w:val="28"/>
+        </w:rPr>
+      </w:pPr>
+      <w:r>
+        <w:rPr>
+          <w:rFonts w:ascii="Times New Roman" w:eastAsia="Times New Roman" w:hAnsi="Times New Roman" w:cs="Times New Roman"/>
+          <w:sz w:val="28"/>
+          <w:szCs w:val="28"/>
+        </w:rPr>
+        <w:lastRenderedPageBreak/>
+        <w:t>файл автоматически сохраняется в папке results/</w:t>
+      </w:r>
+      <w:r>
+        <w:rPr>
+          <w:rFonts w:ascii="Times New Roman" w:eastAsia="Times New Roman" w:hAnsi="Times New Roman" w:cs="Times New Roman"/>
+          <w:sz w:val="28"/>
+          <w:szCs w:val="28"/>
+        </w:rPr>
+        <w:t xml:space="preserve"> на сервере</w:t>
+      </w:r>
+      <w:r>
+        <w:rPr>
+          <w:rFonts w:ascii="Times New Roman" w:eastAsia="Times New Roman" w:hAnsi="Times New Roman" w:cs="Times New Roman"/>
+          <w:sz w:val="28"/>
+          <w:szCs w:val="28"/>
+        </w:rPr>
+        <w:t>.</w:t>
       </w:r>
     </w:p>
     <w:sectPr>
@@ -149,6 +1645,1583 @@
     </w:sectPr>
   </w:body>
 </w:document>
+</file>
+
+<file path=word/numbering.xml><?xml version="1.0" encoding="utf-8"?>
+<w:numbering xmlns:wpc="http://schemas.microsoft.com/office/word/2010/wordprocessingCanvas" xmlns:cx="http://schemas.microsoft.com/office/drawing/2014/chartex" xmlns:cx1="http://schemas.microsoft.com/office/drawing/2015/9/8/chartex" xmlns:cx2="http://schemas.microsoft.com/office/drawing/2015/10/21/chartex" xmlns:cx3="http://schemas.microsoft.com/office/drawing/2016/5/9/chartex" xmlns:cx4="http://schemas.microsoft.com/office/drawing/2016/5/10/chartex" xmlns:cx5="http://schemas.microsoft.com/office/drawing/2016/5/11/chartex" xmlns:cx6="http://schemas.microsoft.com/office/drawing/2016/5/12/chartex" xmlns:cx7="http://schemas.microsoft.com/office/drawing/2016/5/13/chartex" xmlns:cx8="http://schemas.microsoft.com/office/drawing/2016/5/14/chartex" xmlns:mc="http://schemas.openxmlformats.org/markup-compatibility/2006" xmlns:aink="http://schemas.microsoft.com/office/drawing/2016/ink" xmlns:am3d="http://schemas.microsoft.com/office/drawing/2017/model3d" xmlns:o="urn:schemas-microsoft-com:office:office" xmlns:r="http://schemas.openxmlformats.org/officeDocument/2006/relationships" xmlns:m="http://schemas.openxmlformats.org/officeDocument/2006/math" xmlns:v="urn:schemas-microsoft-com:vml" xmlns:wp14="http://schemas.microsoft.com/office/word/2010/wordprocessingDrawing" xmlns:wp="http://schemas.openxmlformats.org/drawingml/2006/wordprocessingDrawing" xmlns:w10="urn:schemas-microsoft-com:office:word" xmlns:w="http://schemas.openxmlformats.org/wordprocessingml/2006/main" xmlns:w14="http://schemas.microsoft.com/office/word/2010/wordml" xmlns:w15="http://schemas.microsoft.com/office/word/2012/wordml" xmlns:w16cex="http://schemas.microsoft.com/office/word/2018/wordml/cex" xmlns:w16cid="http://schemas.microsoft.com/office/word/2016/wordml/cid" xmlns:w16="http://schemas.microsoft.com/office/word/2018/wordml" xmlns:w16sdtdh="http://schemas.microsoft.com/office/word/2020/wordml/sdtdatahash" xmlns:w16se="http://schemas.microsoft.com/office/word/2015/wordml/symex" xmlns:wpg="http://schemas.microsoft.com/office/word/2010/wordprocessingGroup" xmlns:wpi="http://schemas.microsoft.com/office/word/2010/wordprocessingInk" xmlns:wne="http://schemas.microsoft.com/office/word/2006/wordml" xmlns:wps="http://schemas.microsoft.com/office/word/2010/wordprocessingShape" mc:Ignorable="w14 w15 w16se w16cid w16 w16cex w16sdtdh wp14">
+  <w:abstractNum w:abstractNumId="0" w15:restartNumberingAfterBreak="0">
+    <w:nsid w:val="12296BF9"/>
+    <w:multiLevelType w:val="multilevel"/>
+    <w:tmpl w:val="EEAE083C"/>
+    <w:lvl w:ilvl="0">
+      <w:start w:val="1"/>
+      <w:numFmt w:val="bullet"/>
+      <w:lvlText w:val=""/>
+      <w:lvlJc w:val="left"/>
+      <w:pPr>
+        <w:tabs>
+          <w:tab w:val="num" w:pos="720"/>
+        </w:tabs>
+        <w:ind w:left="720" w:hanging="360"/>
+      </w:pPr>
+      <w:rPr>
+        <w:rFonts w:ascii="Symbol" w:hAnsi="Symbol" w:hint="default"/>
+        <w:sz w:val="20"/>
+      </w:rPr>
+    </w:lvl>
+    <w:lvl w:ilvl="1" w:tentative="1">
+      <w:start w:val="1"/>
+      <w:numFmt w:val="bullet"/>
+      <w:lvlText w:val="o"/>
+      <w:lvlJc w:val="left"/>
+      <w:pPr>
+        <w:tabs>
+          <w:tab w:val="num" w:pos="1440"/>
+        </w:tabs>
+        <w:ind w:left="1440" w:hanging="360"/>
+      </w:pPr>
+      <w:rPr>
+        <w:rFonts w:ascii="Courier New" w:hAnsi="Courier New" w:hint="default"/>
+        <w:sz w:val="20"/>
+      </w:rPr>
+    </w:lvl>
+    <w:lvl w:ilvl="2" w:tentative="1">
+      <w:start w:val="1"/>
+      <w:numFmt w:val="bullet"/>
+      <w:lvlText w:val=""/>
+      <w:lvlJc w:val="left"/>
+      <w:pPr>
+        <w:tabs>
+          <w:tab w:val="num" w:pos="2160"/>
+        </w:tabs>
+        <w:ind w:left="2160" w:hanging="360"/>
+      </w:pPr>
+      <w:rPr>
+        <w:rFonts w:ascii="Wingdings" w:hAnsi="Wingdings" w:hint="default"/>
+        <w:sz w:val="20"/>
+      </w:rPr>
+    </w:lvl>
+    <w:lvl w:ilvl="3" w:tentative="1">
+      <w:start w:val="1"/>
+      <w:numFmt w:val="bullet"/>
+      <w:lvlText w:val=""/>
+      <w:lvlJc w:val="left"/>
+      <w:pPr>
+        <w:tabs>
+          <w:tab w:val="num" w:pos="2880"/>
+        </w:tabs>
+        <w:ind w:left="2880" w:hanging="360"/>
+      </w:pPr>
+      <w:rPr>
+        <w:rFonts w:ascii="Wingdings" w:hAnsi="Wingdings" w:hint="default"/>
+        <w:sz w:val="20"/>
+      </w:rPr>
+    </w:lvl>
+    <w:lvl w:ilvl="4" w:tentative="1">
+      <w:start w:val="1"/>
+      <w:numFmt w:val="bullet"/>
+      <w:lvlText w:val=""/>
+      <w:lvlJc w:val="left"/>
+      <w:pPr>
+        <w:tabs>
+          <w:tab w:val="num" w:pos="3600"/>
+        </w:tabs>
+        <w:ind w:left="3600" w:hanging="360"/>
+      </w:pPr>
+      <w:rPr>
+        <w:rFonts w:ascii="Wingdings" w:hAnsi="Wingdings" w:hint="default"/>
+        <w:sz w:val="20"/>
+      </w:rPr>
+    </w:lvl>
+    <w:lvl w:ilvl="5" w:tentative="1">
+      <w:start w:val="1"/>
+      <w:numFmt w:val="bullet"/>
+      <w:lvlText w:val=""/>
+      <w:lvlJc w:val="left"/>
+      <w:pPr>
+        <w:tabs>
+          <w:tab w:val="num" w:pos="4320"/>
+        </w:tabs>
+        <w:ind w:left="4320" w:hanging="360"/>
+      </w:pPr>
+      <w:rPr>
+        <w:rFonts w:ascii="Wingdings" w:hAnsi="Wingdings" w:hint="default"/>
+        <w:sz w:val="20"/>
+      </w:rPr>
+    </w:lvl>
+    <w:lvl w:ilvl="6" w:tentative="1">
+      <w:start w:val="1"/>
+      <w:numFmt w:val="bullet"/>
+      <w:lvlText w:val=""/>
+      <w:lvlJc w:val="left"/>
+      <w:pPr>
+        <w:tabs>
+          <w:tab w:val="num" w:pos="5040"/>
+        </w:tabs>
+        <w:ind w:left="5040" w:hanging="360"/>
+      </w:pPr>
+      <w:rPr>
+        <w:rFonts w:ascii="Wingdings" w:hAnsi="Wingdings" w:hint="default"/>
+        <w:sz w:val="20"/>
+      </w:rPr>
+    </w:lvl>
+    <w:lvl w:ilvl="7" w:tentative="1">
+      <w:start w:val="1"/>
+      <w:numFmt w:val="bullet"/>
+      <w:lvlText w:val=""/>
+      <w:lvlJc w:val="left"/>
+      <w:pPr>
+        <w:tabs>
+          <w:tab w:val="num" w:pos="5760"/>
+        </w:tabs>
+        <w:ind w:left="5760" w:hanging="360"/>
+      </w:pPr>
+      <w:rPr>
+        <w:rFonts w:ascii="Wingdings" w:hAnsi="Wingdings" w:hint="default"/>
+        <w:sz w:val="20"/>
+      </w:rPr>
+    </w:lvl>
+    <w:lvl w:ilvl="8" w:tentative="1">
+      <w:start w:val="1"/>
+      <w:numFmt w:val="bullet"/>
+      <w:lvlText w:val=""/>
+      <w:lvlJc w:val="left"/>
+      <w:pPr>
+        <w:tabs>
+          <w:tab w:val="num" w:pos="6480"/>
+        </w:tabs>
+        <w:ind w:left="6480" w:hanging="360"/>
+      </w:pPr>
+      <w:rPr>
+        <w:rFonts w:ascii="Wingdings" w:hAnsi="Wingdings" w:hint="default"/>
+        <w:sz w:val="20"/>
+      </w:rPr>
+    </w:lvl>
+  </w:abstractNum>
+  <w:abstractNum w:abstractNumId="1" w15:restartNumberingAfterBreak="0">
+    <w:nsid w:val="19A57332"/>
+    <w:multiLevelType w:val="multilevel"/>
+    <w:tmpl w:val="2F70287A"/>
+    <w:lvl w:ilvl="0">
+      <w:start w:val="1"/>
+      <w:numFmt w:val="bullet"/>
+      <w:lvlText w:val=""/>
+      <w:lvlJc w:val="left"/>
+      <w:pPr>
+        <w:tabs>
+          <w:tab w:val="num" w:pos="720"/>
+        </w:tabs>
+        <w:ind w:left="720" w:hanging="360"/>
+      </w:pPr>
+      <w:rPr>
+        <w:rFonts w:ascii="Symbol" w:hAnsi="Symbol" w:hint="default"/>
+        <w:sz w:val="20"/>
+      </w:rPr>
+    </w:lvl>
+    <w:lvl w:ilvl="1" w:tentative="1">
+      <w:start w:val="1"/>
+      <w:numFmt w:val="bullet"/>
+      <w:lvlText w:val="o"/>
+      <w:lvlJc w:val="left"/>
+      <w:pPr>
+        <w:tabs>
+          <w:tab w:val="num" w:pos="1440"/>
+        </w:tabs>
+        <w:ind w:left="1440" w:hanging="360"/>
+      </w:pPr>
+      <w:rPr>
+        <w:rFonts w:ascii="Courier New" w:hAnsi="Courier New" w:hint="default"/>
+        <w:sz w:val="20"/>
+      </w:rPr>
+    </w:lvl>
+    <w:lvl w:ilvl="2" w:tentative="1">
+      <w:start w:val="1"/>
+      <w:numFmt w:val="bullet"/>
+      <w:lvlText w:val=""/>
+      <w:lvlJc w:val="left"/>
+      <w:pPr>
+        <w:tabs>
+          <w:tab w:val="num" w:pos="2160"/>
+        </w:tabs>
+        <w:ind w:left="2160" w:hanging="360"/>
+      </w:pPr>
+      <w:rPr>
+        <w:rFonts w:ascii="Wingdings" w:hAnsi="Wingdings" w:hint="default"/>
+        <w:sz w:val="20"/>
+      </w:rPr>
+    </w:lvl>
+    <w:lvl w:ilvl="3" w:tentative="1">
+      <w:start w:val="1"/>
+      <w:numFmt w:val="bullet"/>
+      <w:lvlText w:val=""/>
+      <w:lvlJc w:val="left"/>
+      <w:pPr>
+        <w:tabs>
+          <w:tab w:val="num" w:pos="2880"/>
+        </w:tabs>
+        <w:ind w:left="2880" w:hanging="360"/>
+      </w:pPr>
+      <w:rPr>
+        <w:rFonts w:ascii="Wingdings" w:hAnsi="Wingdings" w:hint="default"/>
+        <w:sz w:val="20"/>
+      </w:rPr>
+    </w:lvl>
+    <w:lvl w:ilvl="4" w:tentative="1">
+      <w:start w:val="1"/>
+      <w:numFmt w:val="bullet"/>
+      <w:lvlText w:val=""/>
+      <w:lvlJc w:val="left"/>
+      <w:pPr>
+        <w:tabs>
+          <w:tab w:val="num" w:pos="3600"/>
+        </w:tabs>
+        <w:ind w:left="3600" w:hanging="360"/>
+      </w:pPr>
+      <w:rPr>
+        <w:rFonts w:ascii="Wingdings" w:hAnsi="Wingdings" w:hint="default"/>
+        <w:sz w:val="20"/>
+      </w:rPr>
+    </w:lvl>
+    <w:lvl w:ilvl="5" w:tentative="1">
+      <w:start w:val="1"/>
+      <w:numFmt w:val="bullet"/>
+      <w:lvlText w:val=""/>
+      <w:lvlJc w:val="left"/>
+      <w:pPr>
+        <w:tabs>
+          <w:tab w:val="num" w:pos="4320"/>
+        </w:tabs>
+        <w:ind w:left="4320" w:hanging="360"/>
+      </w:pPr>
+      <w:rPr>
+        <w:rFonts w:ascii="Wingdings" w:hAnsi="Wingdings" w:hint="default"/>
+        <w:sz w:val="20"/>
+      </w:rPr>
+    </w:lvl>
+    <w:lvl w:ilvl="6" w:tentative="1">
+      <w:start w:val="1"/>
+      <w:numFmt w:val="bullet"/>
+      <w:lvlText w:val=""/>
+      <w:lvlJc w:val="left"/>
+      <w:pPr>
+        <w:tabs>
+          <w:tab w:val="num" w:pos="5040"/>
+        </w:tabs>
+        <w:ind w:left="5040" w:hanging="360"/>
+      </w:pPr>
+      <w:rPr>
+        <w:rFonts w:ascii="Wingdings" w:hAnsi="Wingdings" w:hint="default"/>
+        <w:sz w:val="20"/>
+      </w:rPr>
+    </w:lvl>
+    <w:lvl w:ilvl="7" w:tentative="1">
+      <w:start w:val="1"/>
+      <w:numFmt w:val="bullet"/>
+      <w:lvlText w:val=""/>
+      <w:lvlJc w:val="left"/>
+      <w:pPr>
+        <w:tabs>
+          <w:tab w:val="num" w:pos="5760"/>
+        </w:tabs>
+        <w:ind w:left="5760" w:hanging="360"/>
+      </w:pPr>
+      <w:rPr>
+        <w:rFonts w:ascii="Wingdings" w:hAnsi="Wingdings" w:hint="default"/>
+        <w:sz w:val="20"/>
+      </w:rPr>
+    </w:lvl>
+    <w:lvl w:ilvl="8" w:tentative="1">
+      <w:start w:val="1"/>
+      <w:numFmt w:val="bullet"/>
+      <w:lvlText w:val=""/>
+      <w:lvlJc w:val="left"/>
+      <w:pPr>
+        <w:tabs>
+          <w:tab w:val="num" w:pos="6480"/>
+        </w:tabs>
+        <w:ind w:left="6480" w:hanging="360"/>
+      </w:pPr>
+      <w:rPr>
+        <w:rFonts w:ascii="Wingdings" w:hAnsi="Wingdings" w:hint="default"/>
+        <w:sz w:val="20"/>
+      </w:rPr>
+    </w:lvl>
+  </w:abstractNum>
+  <w:abstractNum w:abstractNumId="2" w15:restartNumberingAfterBreak="0">
+    <w:nsid w:val="1A8A6441"/>
+    <w:multiLevelType w:val="multilevel"/>
+    <w:tmpl w:val="D5243C74"/>
+    <w:lvl w:ilvl="0">
+      <w:start w:val="1"/>
+      <w:numFmt w:val="bullet"/>
+      <w:lvlText w:val=""/>
+      <w:lvlJc w:val="left"/>
+      <w:pPr>
+        <w:tabs>
+          <w:tab w:val="num" w:pos="720"/>
+        </w:tabs>
+        <w:ind w:left="720" w:hanging="360"/>
+      </w:pPr>
+      <w:rPr>
+        <w:rFonts w:ascii="Symbol" w:hAnsi="Symbol" w:hint="default"/>
+        <w:sz w:val="20"/>
+      </w:rPr>
+    </w:lvl>
+    <w:lvl w:ilvl="1" w:tentative="1">
+      <w:start w:val="1"/>
+      <w:numFmt w:val="bullet"/>
+      <w:lvlText w:val="o"/>
+      <w:lvlJc w:val="left"/>
+      <w:pPr>
+        <w:tabs>
+          <w:tab w:val="num" w:pos="1440"/>
+        </w:tabs>
+        <w:ind w:left="1440" w:hanging="360"/>
+      </w:pPr>
+      <w:rPr>
+        <w:rFonts w:ascii="Courier New" w:hAnsi="Courier New" w:hint="default"/>
+        <w:sz w:val="20"/>
+      </w:rPr>
+    </w:lvl>
+    <w:lvl w:ilvl="2" w:tentative="1">
+      <w:start w:val="1"/>
+      <w:numFmt w:val="bullet"/>
+      <w:lvlText w:val=""/>
+      <w:lvlJc w:val="left"/>
+      <w:pPr>
+        <w:tabs>
+          <w:tab w:val="num" w:pos="2160"/>
+        </w:tabs>
+        <w:ind w:left="2160" w:hanging="360"/>
+      </w:pPr>
+      <w:rPr>
+        <w:rFonts w:ascii="Wingdings" w:hAnsi="Wingdings" w:hint="default"/>
+        <w:sz w:val="20"/>
+      </w:rPr>
+    </w:lvl>
+    <w:lvl w:ilvl="3" w:tentative="1">
+      <w:start w:val="1"/>
+      <w:numFmt w:val="bullet"/>
+      <w:lvlText w:val=""/>
+      <w:lvlJc w:val="left"/>
+      <w:pPr>
+        <w:tabs>
+          <w:tab w:val="num" w:pos="2880"/>
+        </w:tabs>
+        <w:ind w:left="2880" w:hanging="360"/>
+      </w:pPr>
+      <w:rPr>
+        <w:rFonts w:ascii="Wingdings" w:hAnsi="Wingdings" w:hint="default"/>
+        <w:sz w:val="20"/>
+      </w:rPr>
+    </w:lvl>
+    <w:lvl w:ilvl="4" w:tentative="1">
+      <w:start w:val="1"/>
+      <w:numFmt w:val="bullet"/>
+      <w:lvlText w:val=""/>
+      <w:lvlJc w:val="left"/>
+      <w:pPr>
+        <w:tabs>
+          <w:tab w:val="num" w:pos="3600"/>
+        </w:tabs>
+        <w:ind w:left="3600" w:hanging="360"/>
+      </w:pPr>
+      <w:rPr>
+        <w:rFonts w:ascii="Wingdings" w:hAnsi="Wingdings" w:hint="default"/>
+        <w:sz w:val="20"/>
+      </w:rPr>
+    </w:lvl>
+    <w:lvl w:ilvl="5" w:tentative="1">
+      <w:start w:val="1"/>
+      <w:numFmt w:val="bullet"/>
+      <w:lvlText w:val=""/>
+      <w:lvlJc w:val="left"/>
+      <w:pPr>
+        <w:tabs>
+          <w:tab w:val="num" w:pos="4320"/>
+        </w:tabs>
+        <w:ind w:left="4320" w:hanging="360"/>
+      </w:pPr>
+      <w:rPr>
+        <w:rFonts w:ascii="Wingdings" w:hAnsi="Wingdings" w:hint="default"/>
+        <w:sz w:val="20"/>
+      </w:rPr>
+    </w:lvl>
+    <w:lvl w:ilvl="6" w:tentative="1">
+      <w:start w:val="1"/>
+      <w:numFmt w:val="bullet"/>
+      <w:lvlText w:val=""/>
+      <w:lvlJc w:val="left"/>
+      <w:pPr>
+        <w:tabs>
+          <w:tab w:val="num" w:pos="5040"/>
+        </w:tabs>
+        <w:ind w:left="5040" w:hanging="360"/>
+      </w:pPr>
+      <w:rPr>
+        <w:rFonts w:ascii="Wingdings" w:hAnsi="Wingdings" w:hint="default"/>
+        <w:sz w:val="20"/>
+      </w:rPr>
+    </w:lvl>
+    <w:lvl w:ilvl="7" w:tentative="1">
+      <w:start w:val="1"/>
+      <w:numFmt w:val="bullet"/>
+      <w:lvlText w:val=""/>
+      <w:lvlJc w:val="left"/>
+      <w:pPr>
+        <w:tabs>
+          <w:tab w:val="num" w:pos="5760"/>
+        </w:tabs>
+        <w:ind w:left="5760" w:hanging="360"/>
+      </w:pPr>
+      <w:rPr>
+        <w:rFonts w:ascii="Wingdings" w:hAnsi="Wingdings" w:hint="default"/>
+        <w:sz w:val="20"/>
+      </w:rPr>
+    </w:lvl>
+    <w:lvl w:ilvl="8" w:tentative="1">
+      <w:start w:val="1"/>
+      <w:numFmt w:val="bullet"/>
+      <w:lvlText w:val=""/>
+      <w:lvlJc w:val="left"/>
+      <w:pPr>
+        <w:tabs>
+          <w:tab w:val="num" w:pos="6480"/>
+        </w:tabs>
+        <w:ind w:left="6480" w:hanging="360"/>
+      </w:pPr>
+      <w:rPr>
+        <w:rFonts w:ascii="Wingdings" w:hAnsi="Wingdings" w:hint="default"/>
+        <w:sz w:val="20"/>
+      </w:rPr>
+    </w:lvl>
+  </w:abstractNum>
+  <w:abstractNum w:abstractNumId="3" w15:restartNumberingAfterBreak="0">
+    <w:nsid w:val="22071E7C"/>
+    <w:multiLevelType w:val="multilevel"/>
+    <w:tmpl w:val="79AC5DA4"/>
+    <w:lvl w:ilvl="0">
+      <w:start w:val="1"/>
+      <w:numFmt w:val="decimal"/>
+      <w:lvlText w:val="%1."/>
+      <w:lvlJc w:val="left"/>
+      <w:pPr>
+        <w:tabs>
+          <w:tab w:val="num" w:pos="720"/>
+        </w:tabs>
+        <w:ind w:left="720" w:hanging="360"/>
+      </w:pPr>
+    </w:lvl>
+    <w:lvl w:ilvl="1">
+      <w:start w:val="1"/>
+      <w:numFmt w:val="bullet"/>
+      <w:lvlText w:val="o"/>
+      <w:lvlJc w:val="left"/>
+      <w:pPr>
+        <w:tabs>
+          <w:tab w:val="num" w:pos="1440"/>
+        </w:tabs>
+        <w:ind w:left="1440" w:hanging="360"/>
+      </w:pPr>
+      <w:rPr>
+        <w:rFonts w:ascii="Courier New" w:hAnsi="Courier New" w:hint="default"/>
+        <w:sz w:val="20"/>
+      </w:rPr>
+    </w:lvl>
+    <w:lvl w:ilvl="2" w:tentative="1">
+      <w:start w:val="1"/>
+      <w:numFmt w:val="decimal"/>
+      <w:lvlText w:val="%3."/>
+      <w:lvlJc w:val="left"/>
+      <w:pPr>
+        <w:tabs>
+          <w:tab w:val="num" w:pos="2160"/>
+        </w:tabs>
+        <w:ind w:left="2160" w:hanging="360"/>
+      </w:pPr>
+    </w:lvl>
+    <w:lvl w:ilvl="3" w:tentative="1">
+      <w:start w:val="1"/>
+      <w:numFmt w:val="decimal"/>
+      <w:lvlText w:val="%4."/>
+      <w:lvlJc w:val="left"/>
+      <w:pPr>
+        <w:tabs>
+          <w:tab w:val="num" w:pos="2880"/>
+        </w:tabs>
+        <w:ind w:left="2880" w:hanging="360"/>
+      </w:pPr>
+    </w:lvl>
+    <w:lvl w:ilvl="4" w:tentative="1">
+      <w:start w:val="1"/>
+      <w:numFmt w:val="decimal"/>
+      <w:lvlText w:val="%5."/>
+      <w:lvlJc w:val="left"/>
+      <w:pPr>
+        <w:tabs>
+          <w:tab w:val="num" w:pos="3600"/>
+        </w:tabs>
+        <w:ind w:left="3600" w:hanging="360"/>
+      </w:pPr>
+    </w:lvl>
+    <w:lvl w:ilvl="5" w:tentative="1">
+      <w:start w:val="1"/>
+      <w:numFmt w:val="decimal"/>
+      <w:lvlText w:val="%6."/>
+      <w:lvlJc w:val="left"/>
+      <w:pPr>
+        <w:tabs>
+          <w:tab w:val="num" w:pos="4320"/>
+        </w:tabs>
+        <w:ind w:left="4320" w:hanging="360"/>
+      </w:pPr>
+    </w:lvl>
+    <w:lvl w:ilvl="6" w:tentative="1">
+      <w:start w:val="1"/>
+      <w:numFmt w:val="decimal"/>
+      <w:lvlText w:val="%7."/>
+      <w:lvlJc w:val="left"/>
+      <w:pPr>
+        <w:tabs>
+          <w:tab w:val="num" w:pos="5040"/>
+        </w:tabs>
+        <w:ind w:left="5040" w:hanging="360"/>
+      </w:pPr>
+    </w:lvl>
+    <w:lvl w:ilvl="7" w:tentative="1">
+      <w:start w:val="1"/>
+      <w:numFmt w:val="decimal"/>
+      <w:lvlText w:val="%8."/>
+      <w:lvlJc w:val="left"/>
+      <w:pPr>
+        <w:tabs>
+          <w:tab w:val="num" w:pos="5760"/>
+        </w:tabs>
+        <w:ind w:left="5760" w:hanging="360"/>
+      </w:pPr>
+    </w:lvl>
+    <w:lvl w:ilvl="8" w:tentative="1">
+      <w:start w:val="1"/>
+      <w:numFmt w:val="decimal"/>
+      <w:lvlText w:val="%9."/>
+      <w:lvlJc w:val="left"/>
+      <w:pPr>
+        <w:tabs>
+          <w:tab w:val="num" w:pos="6480"/>
+        </w:tabs>
+        <w:ind w:left="6480" w:hanging="360"/>
+      </w:pPr>
+    </w:lvl>
+  </w:abstractNum>
+  <w:abstractNum w:abstractNumId="4" w15:restartNumberingAfterBreak="0">
+    <w:nsid w:val="2A1108ED"/>
+    <w:multiLevelType w:val="multilevel"/>
+    <w:tmpl w:val="5B96E990"/>
+    <w:lvl w:ilvl="0">
+      <w:start w:val="1"/>
+      <w:numFmt w:val="decimal"/>
+      <w:lvlText w:val="%1."/>
+      <w:lvlJc w:val="left"/>
+      <w:pPr>
+        <w:tabs>
+          <w:tab w:val="num" w:pos="720"/>
+        </w:tabs>
+        <w:ind w:left="720" w:hanging="360"/>
+      </w:pPr>
+    </w:lvl>
+    <w:lvl w:ilvl="1">
+      <w:start w:val="1"/>
+      <w:numFmt w:val="bullet"/>
+      <w:lvlText w:val="o"/>
+      <w:lvlJc w:val="left"/>
+      <w:pPr>
+        <w:tabs>
+          <w:tab w:val="num" w:pos="1440"/>
+        </w:tabs>
+        <w:ind w:left="1440" w:hanging="360"/>
+      </w:pPr>
+      <w:rPr>
+        <w:rFonts w:ascii="Courier New" w:hAnsi="Courier New" w:hint="default"/>
+        <w:sz w:val="20"/>
+      </w:rPr>
+    </w:lvl>
+    <w:lvl w:ilvl="2" w:tentative="1">
+      <w:start w:val="1"/>
+      <w:numFmt w:val="decimal"/>
+      <w:lvlText w:val="%3."/>
+      <w:lvlJc w:val="left"/>
+      <w:pPr>
+        <w:tabs>
+          <w:tab w:val="num" w:pos="2160"/>
+        </w:tabs>
+        <w:ind w:left="2160" w:hanging="360"/>
+      </w:pPr>
+    </w:lvl>
+    <w:lvl w:ilvl="3" w:tentative="1">
+      <w:start w:val="1"/>
+      <w:numFmt w:val="decimal"/>
+      <w:lvlText w:val="%4."/>
+      <w:lvlJc w:val="left"/>
+      <w:pPr>
+        <w:tabs>
+          <w:tab w:val="num" w:pos="2880"/>
+        </w:tabs>
+        <w:ind w:left="2880" w:hanging="360"/>
+      </w:pPr>
+    </w:lvl>
+    <w:lvl w:ilvl="4" w:tentative="1">
+      <w:start w:val="1"/>
+      <w:numFmt w:val="decimal"/>
+      <w:lvlText w:val="%5."/>
+      <w:lvlJc w:val="left"/>
+      <w:pPr>
+        <w:tabs>
+          <w:tab w:val="num" w:pos="3600"/>
+        </w:tabs>
+        <w:ind w:left="3600" w:hanging="360"/>
+      </w:pPr>
+    </w:lvl>
+    <w:lvl w:ilvl="5" w:tentative="1">
+      <w:start w:val="1"/>
+      <w:numFmt w:val="decimal"/>
+      <w:lvlText w:val="%6."/>
+      <w:lvlJc w:val="left"/>
+      <w:pPr>
+        <w:tabs>
+          <w:tab w:val="num" w:pos="4320"/>
+        </w:tabs>
+        <w:ind w:left="4320" w:hanging="360"/>
+      </w:pPr>
+    </w:lvl>
+    <w:lvl w:ilvl="6" w:tentative="1">
+      <w:start w:val="1"/>
+      <w:numFmt w:val="decimal"/>
+      <w:lvlText w:val="%7."/>
+      <w:lvlJc w:val="left"/>
+      <w:pPr>
+        <w:tabs>
+          <w:tab w:val="num" w:pos="5040"/>
+        </w:tabs>
+        <w:ind w:left="5040" w:hanging="360"/>
+      </w:pPr>
+    </w:lvl>
+    <w:lvl w:ilvl="7" w:tentative="1">
+      <w:start w:val="1"/>
+      <w:numFmt w:val="decimal"/>
+      <w:lvlText w:val="%8."/>
+      <w:lvlJc w:val="left"/>
+      <w:pPr>
+        <w:tabs>
+          <w:tab w:val="num" w:pos="5760"/>
+        </w:tabs>
+        <w:ind w:left="5760" w:hanging="360"/>
+      </w:pPr>
+    </w:lvl>
+    <w:lvl w:ilvl="8" w:tentative="1">
+      <w:start w:val="1"/>
+      <w:numFmt w:val="decimal"/>
+      <w:lvlText w:val="%9."/>
+      <w:lvlJc w:val="left"/>
+      <w:pPr>
+        <w:tabs>
+          <w:tab w:val="num" w:pos="6480"/>
+        </w:tabs>
+        <w:ind w:left="6480" w:hanging="360"/>
+      </w:pPr>
+    </w:lvl>
+  </w:abstractNum>
+  <w:abstractNum w:abstractNumId="5" w15:restartNumberingAfterBreak="0">
+    <w:nsid w:val="2E8B40A4"/>
+    <w:multiLevelType w:val="multilevel"/>
+    <w:tmpl w:val="387697B0"/>
+    <w:lvl w:ilvl="0">
+      <w:start w:val="1"/>
+      <w:numFmt w:val="bullet"/>
+      <w:lvlText w:val=""/>
+      <w:lvlJc w:val="left"/>
+      <w:pPr>
+        <w:tabs>
+          <w:tab w:val="num" w:pos="720"/>
+        </w:tabs>
+        <w:ind w:left="720" w:hanging="360"/>
+      </w:pPr>
+      <w:rPr>
+        <w:rFonts w:ascii="Symbol" w:hAnsi="Symbol" w:hint="default"/>
+        <w:sz w:val="20"/>
+      </w:rPr>
+    </w:lvl>
+    <w:lvl w:ilvl="1" w:tentative="1">
+      <w:start w:val="1"/>
+      <w:numFmt w:val="bullet"/>
+      <w:lvlText w:val="o"/>
+      <w:lvlJc w:val="left"/>
+      <w:pPr>
+        <w:tabs>
+          <w:tab w:val="num" w:pos="1440"/>
+        </w:tabs>
+        <w:ind w:left="1440" w:hanging="360"/>
+      </w:pPr>
+      <w:rPr>
+        <w:rFonts w:ascii="Courier New" w:hAnsi="Courier New" w:hint="default"/>
+        <w:sz w:val="20"/>
+      </w:rPr>
+    </w:lvl>
+    <w:lvl w:ilvl="2" w:tentative="1">
+      <w:start w:val="1"/>
+      <w:numFmt w:val="bullet"/>
+      <w:lvlText w:val=""/>
+      <w:lvlJc w:val="left"/>
+      <w:pPr>
+        <w:tabs>
+          <w:tab w:val="num" w:pos="2160"/>
+        </w:tabs>
+        <w:ind w:left="2160" w:hanging="360"/>
+      </w:pPr>
+      <w:rPr>
+        <w:rFonts w:ascii="Wingdings" w:hAnsi="Wingdings" w:hint="default"/>
+        <w:sz w:val="20"/>
+      </w:rPr>
+    </w:lvl>
+    <w:lvl w:ilvl="3" w:tentative="1">
+      <w:start w:val="1"/>
+      <w:numFmt w:val="bullet"/>
+      <w:lvlText w:val=""/>
+      <w:lvlJc w:val="left"/>
+      <w:pPr>
+        <w:tabs>
+          <w:tab w:val="num" w:pos="2880"/>
+        </w:tabs>
+        <w:ind w:left="2880" w:hanging="360"/>
+      </w:pPr>
+      <w:rPr>
+        <w:rFonts w:ascii="Wingdings" w:hAnsi="Wingdings" w:hint="default"/>
+        <w:sz w:val="20"/>
+      </w:rPr>
+    </w:lvl>
+    <w:lvl w:ilvl="4" w:tentative="1">
+      <w:start w:val="1"/>
+      <w:numFmt w:val="bullet"/>
+      <w:lvlText w:val=""/>
+      <w:lvlJc w:val="left"/>
+      <w:pPr>
+        <w:tabs>
+          <w:tab w:val="num" w:pos="3600"/>
+        </w:tabs>
+        <w:ind w:left="3600" w:hanging="360"/>
+      </w:pPr>
+      <w:rPr>
+        <w:rFonts w:ascii="Wingdings" w:hAnsi="Wingdings" w:hint="default"/>
+        <w:sz w:val="20"/>
+      </w:rPr>
+    </w:lvl>
+    <w:lvl w:ilvl="5" w:tentative="1">
+      <w:start w:val="1"/>
+      <w:numFmt w:val="bullet"/>
+      <w:lvlText w:val=""/>
+      <w:lvlJc w:val="left"/>
+      <w:pPr>
+        <w:tabs>
+          <w:tab w:val="num" w:pos="4320"/>
+        </w:tabs>
+        <w:ind w:left="4320" w:hanging="360"/>
+      </w:pPr>
+      <w:rPr>
+        <w:rFonts w:ascii="Wingdings" w:hAnsi="Wingdings" w:hint="default"/>
+        <w:sz w:val="20"/>
+      </w:rPr>
+    </w:lvl>
+    <w:lvl w:ilvl="6" w:tentative="1">
+      <w:start w:val="1"/>
+      <w:numFmt w:val="bullet"/>
+      <w:lvlText w:val=""/>
+      <w:lvlJc w:val="left"/>
+      <w:pPr>
+        <w:tabs>
+          <w:tab w:val="num" w:pos="5040"/>
+        </w:tabs>
+        <w:ind w:left="5040" w:hanging="360"/>
+      </w:pPr>
+      <w:rPr>
+        <w:rFonts w:ascii="Wingdings" w:hAnsi="Wingdings" w:hint="default"/>
+        <w:sz w:val="20"/>
+      </w:rPr>
+    </w:lvl>
+    <w:lvl w:ilvl="7" w:tentative="1">
+      <w:start w:val="1"/>
+      <w:numFmt w:val="bullet"/>
+      <w:lvlText w:val=""/>
+      <w:lvlJc w:val="left"/>
+      <w:pPr>
+        <w:tabs>
+          <w:tab w:val="num" w:pos="5760"/>
+        </w:tabs>
+        <w:ind w:left="5760" w:hanging="360"/>
+      </w:pPr>
+      <w:rPr>
+        <w:rFonts w:ascii="Wingdings" w:hAnsi="Wingdings" w:hint="default"/>
+        <w:sz w:val="20"/>
+      </w:rPr>
+    </w:lvl>
+    <w:lvl w:ilvl="8" w:tentative="1">
+      <w:start w:val="1"/>
+      <w:numFmt w:val="bullet"/>
+      <w:lvlText w:val=""/>
+      <w:lvlJc w:val="left"/>
+      <w:pPr>
+        <w:tabs>
+          <w:tab w:val="num" w:pos="6480"/>
+        </w:tabs>
+        <w:ind w:left="6480" w:hanging="360"/>
+      </w:pPr>
+      <w:rPr>
+        <w:rFonts w:ascii="Wingdings" w:hAnsi="Wingdings" w:hint="default"/>
+        <w:sz w:val="20"/>
+      </w:rPr>
+    </w:lvl>
+  </w:abstractNum>
+  <w:abstractNum w:abstractNumId="6" w15:restartNumberingAfterBreak="0">
+    <w:nsid w:val="50CC7B0F"/>
+    <w:multiLevelType w:val="multilevel"/>
+    <w:tmpl w:val="7BA84C92"/>
+    <w:lvl w:ilvl="0">
+      <w:start w:val="1"/>
+      <w:numFmt w:val="bullet"/>
+      <w:lvlText w:val=""/>
+      <w:lvlJc w:val="left"/>
+      <w:pPr>
+        <w:tabs>
+          <w:tab w:val="num" w:pos="720"/>
+        </w:tabs>
+        <w:ind w:left="720" w:hanging="360"/>
+      </w:pPr>
+      <w:rPr>
+        <w:rFonts w:ascii="Symbol" w:hAnsi="Symbol" w:hint="default"/>
+        <w:sz w:val="20"/>
+      </w:rPr>
+    </w:lvl>
+    <w:lvl w:ilvl="1" w:tentative="1">
+      <w:start w:val="1"/>
+      <w:numFmt w:val="bullet"/>
+      <w:lvlText w:val="o"/>
+      <w:lvlJc w:val="left"/>
+      <w:pPr>
+        <w:tabs>
+          <w:tab w:val="num" w:pos="1440"/>
+        </w:tabs>
+        <w:ind w:left="1440" w:hanging="360"/>
+      </w:pPr>
+      <w:rPr>
+        <w:rFonts w:ascii="Courier New" w:hAnsi="Courier New" w:hint="default"/>
+        <w:sz w:val="20"/>
+      </w:rPr>
+    </w:lvl>
+    <w:lvl w:ilvl="2" w:tentative="1">
+      <w:start w:val="1"/>
+      <w:numFmt w:val="bullet"/>
+      <w:lvlText w:val=""/>
+      <w:lvlJc w:val="left"/>
+      <w:pPr>
+        <w:tabs>
+          <w:tab w:val="num" w:pos="2160"/>
+        </w:tabs>
+        <w:ind w:left="2160" w:hanging="360"/>
+      </w:pPr>
+      <w:rPr>
+        <w:rFonts w:ascii="Wingdings" w:hAnsi="Wingdings" w:hint="default"/>
+        <w:sz w:val="20"/>
+      </w:rPr>
+    </w:lvl>
+    <w:lvl w:ilvl="3" w:tentative="1">
+      <w:start w:val="1"/>
+      <w:numFmt w:val="bullet"/>
+      <w:lvlText w:val=""/>
+      <w:lvlJc w:val="left"/>
+      <w:pPr>
+        <w:tabs>
+          <w:tab w:val="num" w:pos="2880"/>
+        </w:tabs>
+        <w:ind w:left="2880" w:hanging="360"/>
+      </w:pPr>
+      <w:rPr>
+        <w:rFonts w:ascii="Wingdings" w:hAnsi="Wingdings" w:hint="default"/>
+        <w:sz w:val="20"/>
+      </w:rPr>
+    </w:lvl>
+    <w:lvl w:ilvl="4" w:tentative="1">
+      <w:start w:val="1"/>
+      <w:numFmt w:val="bullet"/>
+      <w:lvlText w:val=""/>
+      <w:lvlJc w:val="left"/>
+      <w:pPr>
+        <w:tabs>
+          <w:tab w:val="num" w:pos="3600"/>
+        </w:tabs>
+        <w:ind w:left="3600" w:hanging="360"/>
+      </w:pPr>
+      <w:rPr>
+        <w:rFonts w:ascii="Wingdings" w:hAnsi="Wingdings" w:hint="default"/>
+        <w:sz w:val="20"/>
+      </w:rPr>
+    </w:lvl>
+    <w:lvl w:ilvl="5" w:tentative="1">
+      <w:start w:val="1"/>
+      <w:numFmt w:val="bullet"/>
+      <w:lvlText w:val=""/>
+      <w:lvlJc w:val="left"/>
+      <w:pPr>
+        <w:tabs>
+          <w:tab w:val="num" w:pos="4320"/>
+        </w:tabs>
+        <w:ind w:left="4320" w:hanging="360"/>
+      </w:pPr>
+      <w:rPr>
+        <w:rFonts w:ascii="Wingdings" w:hAnsi="Wingdings" w:hint="default"/>
+        <w:sz w:val="20"/>
+      </w:rPr>
+    </w:lvl>
+    <w:lvl w:ilvl="6" w:tentative="1">
+      <w:start w:val="1"/>
+      <w:numFmt w:val="bullet"/>
+      <w:lvlText w:val=""/>
+      <w:lvlJc w:val="left"/>
+      <w:pPr>
+        <w:tabs>
+          <w:tab w:val="num" w:pos="5040"/>
+        </w:tabs>
+        <w:ind w:left="5040" w:hanging="360"/>
+      </w:pPr>
+      <w:rPr>
+        <w:rFonts w:ascii="Wingdings" w:hAnsi="Wingdings" w:hint="default"/>
+        <w:sz w:val="20"/>
+      </w:rPr>
+    </w:lvl>
+    <w:lvl w:ilvl="7" w:tentative="1">
+      <w:start w:val="1"/>
+      <w:numFmt w:val="bullet"/>
+      <w:lvlText w:val=""/>
+      <w:lvlJc w:val="left"/>
+      <w:pPr>
+        <w:tabs>
+          <w:tab w:val="num" w:pos="5760"/>
+        </w:tabs>
+        <w:ind w:left="5760" w:hanging="360"/>
+      </w:pPr>
+      <w:rPr>
+        <w:rFonts w:ascii="Wingdings" w:hAnsi="Wingdings" w:hint="default"/>
+        <w:sz w:val="20"/>
+      </w:rPr>
+    </w:lvl>
+    <w:lvl w:ilvl="8" w:tentative="1">
+      <w:start w:val="1"/>
+      <w:numFmt w:val="bullet"/>
+      <w:lvlText w:val=""/>
+      <w:lvlJc w:val="left"/>
+      <w:pPr>
+        <w:tabs>
+          <w:tab w:val="num" w:pos="6480"/>
+        </w:tabs>
+        <w:ind w:left="6480" w:hanging="360"/>
+      </w:pPr>
+      <w:rPr>
+        <w:rFonts w:ascii="Wingdings" w:hAnsi="Wingdings" w:hint="default"/>
+        <w:sz w:val="20"/>
+      </w:rPr>
+    </w:lvl>
+  </w:abstractNum>
+  <w:abstractNum w:abstractNumId="7" w15:restartNumberingAfterBreak="0">
+    <w:nsid w:val="5276449B"/>
+    <w:multiLevelType w:val="multilevel"/>
+    <w:tmpl w:val="584E20F0"/>
+    <w:lvl w:ilvl="0">
+      <w:start w:val="1"/>
+      <w:numFmt w:val="bullet"/>
+      <w:lvlText w:val=""/>
+      <w:lvlJc w:val="left"/>
+      <w:pPr>
+        <w:tabs>
+          <w:tab w:val="num" w:pos="720"/>
+        </w:tabs>
+        <w:ind w:left="720" w:hanging="360"/>
+      </w:pPr>
+      <w:rPr>
+        <w:rFonts w:ascii="Symbol" w:hAnsi="Symbol" w:hint="default"/>
+        <w:sz w:val="20"/>
+      </w:rPr>
+    </w:lvl>
+    <w:lvl w:ilvl="1" w:tentative="1">
+      <w:start w:val="1"/>
+      <w:numFmt w:val="bullet"/>
+      <w:lvlText w:val="o"/>
+      <w:lvlJc w:val="left"/>
+      <w:pPr>
+        <w:tabs>
+          <w:tab w:val="num" w:pos="1440"/>
+        </w:tabs>
+        <w:ind w:left="1440" w:hanging="360"/>
+      </w:pPr>
+      <w:rPr>
+        <w:rFonts w:ascii="Courier New" w:hAnsi="Courier New" w:hint="default"/>
+        <w:sz w:val="20"/>
+      </w:rPr>
+    </w:lvl>
+    <w:lvl w:ilvl="2" w:tentative="1">
+      <w:start w:val="1"/>
+      <w:numFmt w:val="bullet"/>
+      <w:lvlText w:val=""/>
+      <w:lvlJc w:val="left"/>
+      <w:pPr>
+        <w:tabs>
+          <w:tab w:val="num" w:pos="2160"/>
+        </w:tabs>
+        <w:ind w:left="2160" w:hanging="360"/>
+      </w:pPr>
+      <w:rPr>
+        <w:rFonts w:ascii="Wingdings" w:hAnsi="Wingdings" w:hint="default"/>
+        <w:sz w:val="20"/>
+      </w:rPr>
+    </w:lvl>
+    <w:lvl w:ilvl="3" w:tentative="1">
+      <w:start w:val="1"/>
+      <w:numFmt w:val="bullet"/>
+      <w:lvlText w:val=""/>
+      <w:lvlJc w:val="left"/>
+      <w:pPr>
+        <w:tabs>
+          <w:tab w:val="num" w:pos="2880"/>
+        </w:tabs>
+        <w:ind w:left="2880" w:hanging="360"/>
+      </w:pPr>
+      <w:rPr>
+        <w:rFonts w:ascii="Wingdings" w:hAnsi="Wingdings" w:hint="default"/>
+        <w:sz w:val="20"/>
+      </w:rPr>
+    </w:lvl>
+    <w:lvl w:ilvl="4" w:tentative="1">
+      <w:start w:val="1"/>
+      <w:numFmt w:val="bullet"/>
+      <w:lvlText w:val=""/>
+      <w:lvlJc w:val="left"/>
+      <w:pPr>
+        <w:tabs>
+          <w:tab w:val="num" w:pos="3600"/>
+        </w:tabs>
+        <w:ind w:left="3600" w:hanging="360"/>
+      </w:pPr>
+      <w:rPr>
+        <w:rFonts w:ascii="Wingdings" w:hAnsi="Wingdings" w:hint="default"/>
+        <w:sz w:val="20"/>
+      </w:rPr>
+    </w:lvl>
+    <w:lvl w:ilvl="5" w:tentative="1">
+      <w:start w:val="1"/>
+      <w:numFmt w:val="bullet"/>
+      <w:lvlText w:val=""/>
+      <w:lvlJc w:val="left"/>
+      <w:pPr>
+        <w:tabs>
+          <w:tab w:val="num" w:pos="4320"/>
+        </w:tabs>
+        <w:ind w:left="4320" w:hanging="360"/>
+      </w:pPr>
+      <w:rPr>
+        <w:rFonts w:ascii="Wingdings" w:hAnsi="Wingdings" w:hint="default"/>
+        <w:sz w:val="20"/>
+      </w:rPr>
+    </w:lvl>
+    <w:lvl w:ilvl="6" w:tentative="1">
+      <w:start w:val="1"/>
+      <w:numFmt w:val="bullet"/>
+      <w:lvlText w:val=""/>
+      <w:lvlJc w:val="left"/>
+      <w:pPr>
+        <w:tabs>
+          <w:tab w:val="num" w:pos="5040"/>
+        </w:tabs>
+        <w:ind w:left="5040" w:hanging="360"/>
+      </w:pPr>
+      <w:rPr>
+        <w:rFonts w:ascii="Wingdings" w:hAnsi="Wingdings" w:hint="default"/>
+        <w:sz w:val="20"/>
+      </w:rPr>
+    </w:lvl>
+    <w:lvl w:ilvl="7" w:tentative="1">
+      <w:start w:val="1"/>
+      <w:numFmt w:val="bullet"/>
+      <w:lvlText w:val=""/>
+      <w:lvlJc w:val="left"/>
+      <w:pPr>
+        <w:tabs>
+          <w:tab w:val="num" w:pos="5760"/>
+        </w:tabs>
+        <w:ind w:left="5760" w:hanging="360"/>
+      </w:pPr>
+      <w:rPr>
+        <w:rFonts w:ascii="Wingdings" w:hAnsi="Wingdings" w:hint="default"/>
+        <w:sz w:val="20"/>
+      </w:rPr>
+    </w:lvl>
+    <w:lvl w:ilvl="8" w:tentative="1">
+      <w:start w:val="1"/>
+      <w:numFmt w:val="bullet"/>
+      <w:lvlText w:val=""/>
+      <w:lvlJc w:val="left"/>
+      <w:pPr>
+        <w:tabs>
+          <w:tab w:val="num" w:pos="6480"/>
+        </w:tabs>
+        <w:ind w:left="6480" w:hanging="360"/>
+      </w:pPr>
+      <w:rPr>
+        <w:rFonts w:ascii="Wingdings" w:hAnsi="Wingdings" w:hint="default"/>
+        <w:sz w:val="20"/>
+      </w:rPr>
+    </w:lvl>
+  </w:abstractNum>
+  <w:abstractNum w:abstractNumId="8" w15:restartNumberingAfterBreak="0">
+    <w:nsid w:val="5C25386E"/>
+    <w:multiLevelType w:val="multilevel"/>
+    <w:tmpl w:val="0C880C72"/>
+    <w:lvl w:ilvl="0">
+      <w:start w:val="1"/>
+      <w:numFmt w:val="bullet"/>
+      <w:lvlText w:val=""/>
+      <w:lvlJc w:val="left"/>
+      <w:pPr>
+        <w:tabs>
+          <w:tab w:val="num" w:pos="720"/>
+        </w:tabs>
+        <w:ind w:left="720" w:hanging="360"/>
+      </w:pPr>
+      <w:rPr>
+        <w:rFonts w:ascii="Symbol" w:hAnsi="Symbol" w:hint="default"/>
+        <w:sz w:val="20"/>
+      </w:rPr>
+    </w:lvl>
+    <w:lvl w:ilvl="1" w:tentative="1">
+      <w:start w:val="1"/>
+      <w:numFmt w:val="bullet"/>
+      <w:lvlText w:val="o"/>
+      <w:lvlJc w:val="left"/>
+      <w:pPr>
+        <w:tabs>
+          <w:tab w:val="num" w:pos="1440"/>
+        </w:tabs>
+        <w:ind w:left="1440" w:hanging="360"/>
+      </w:pPr>
+      <w:rPr>
+        <w:rFonts w:ascii="Courier New" w:hAnsi="Courier New" w:hint="default"/>
+        <w:sz w:val="20"/>
+      </w:rPr>
+    </w:lvl>
+    <w:lvl w:ilvl="2" w:tentative="1">
+      <w:start w:val="1"/>
+      <w:numFmt w:val="bullet"/>
+      <w:lvlText w:val=""/>
+      <w:lvlJc w:val="left"/>
+      <w:pPr>
+        <w:tabs>
+          <w:tab w:val="num" w:pos="2160"/>
+        </w:tabs>
+        <w:ind w:left="2160" w:hanging="360"/>
+      </w:pPr>
+      <w:rPr>
+        <w:rFonts w:ascii="Wingdings" w:hAnsi="Wingdings" w:hint="default"/>
+        <w:sz w:val="20"/>
+      </w:rPr>
+    </w:lvl>
+    <w:lvl w:ilvl="3" w:tentative="1">
+      <w:start w:val="1"/>
+      <w:numFmt w:val="bullet"/>
+      <w:lvlText w:val=""/>
+      <w:lvlJc w:val="left"/>
+      <w:pPr>
+        <w:tabs>
+          <w:tab w:val="num" w:pos="2880"/>
+        </w:tabs>
+        <w:ind w:left="2880" w:hanging="360"/>
+      </w:pPr>
+      <w:rPr>
+        <w:rFonts w:ascii="Wingdings" w:hAnsi="Wingdings" w:hint="default"/>
+        <w:sz w:val="20"/>
+      </w:rPr>
+    </w:lvl>
+    <w:lvl w:ilvl="4" w:tentative="1">
+      <w:start w:val="1"/>
+      <w:numFmt w:val="bullet"/>
+      <w:lvlText w:val=""/>
+      <w:lvlJc w:val="left"/>
+      <w:pPr>
+        <w:tabs>
+          <w:tab w:val="num" w:pos="3600"/>
+        </w:tabs>
+        <w:ind w:left="3600" w:hanging="360"/>
+      </w:pPr>
+      <w:rPr>
+        <w:rFonts w:ascii="Wingdings" w:hAnsi="Wingdings" w:hint="default"/>
+        <w:sz w:val="20"/>
+      </w:rPr>
+    </w:lvl>
+    <w:lvl w:ilvl="5" w:tentative="1">
+      <w:start w:val="1"/>
+      <w:numFmt w:val="bullet"/>
+      <w:lvlText w:val=""/>
+      <w:lvlJc w:val="left"/>
+      <w:pPr>
+        <w:tabs>
+          <w:tab w:val="num" w:pos="4320"/>
+        </w:tabs>
+        <w:ind w:left="4320" w:hanging="360"/>
+      </w:pPr>
+      <w:rPr>
+        <w:rFonts w:ascii="Wingdings" w:hAnsi="Wingdings" w:hint="default"/>
+        <w:sz w:val="20"/>
+      </w:rPr>
+    </w:lvl>
+    <w:lvl w:ilvl="6" w:tentative="1">
+      <w:start w:val="1"/>
+      <w:numFmt w:val="bullet"/>
+      <w:lvlText w:val=""/>
+      <w:lvlJc w:val="left"/>
+      <w:pPr>
+        <w:tabs>
+          <w:tab w:val="num" w:pos="5040"/>
+        </w:tabs>
+        <w:ind w:left="5040" w:hanging="360"/>
+      </w:pPr>
+      <w:rPr>
+        <w:rFonts w:ascii="Wingdings" w:hAnsi="Wingdings" w:hint="default"/>
+        <w:sz w:val="20"/>
+      </w:rPr>
+    </w:lvl>
+    <w:lvl w:ilvl="7" w:tentative="1">
+      <w:start w:val="1"/>
+      <w:numFmt w:val="bullet"/>
+      <w:lvlText w:val=""/>
+      <w:lvlJc w:val="left"/>
+      <w:pPr>
+        <w:tabs>
+          <w:tab w:val="num" w:pos="5760"/>
+        </w:tabs>
+        <w:ind w:left="5760" w:hanging="360"/>
+      </w:pPr>
+      <w:rPr>
+        <w:rFonts w:ascii="Wingdings" w:hAnsi="Wingdings" w:hint="default"/>
+        <w:sz w:val="20"/>
+      </w:rPr>
+    </w:lvl>
+    <w:lvl w:ilvl="8" w:tentative="1">
+      <w:start w:val="1"/>
+      <w:numFmt w:val="bullet"/>
+      <w:lvlText w:val=""/>
+      <w:lvlJc w:val="left"/>
+      <w:pPr>
+        <w:tabs>
+          <w:tab w:val="num" w:pos="6480"/>
+        </w:tabs>
+        <w:ind w:left="6480" w:hanging="360"/>
+      </w:pPr>
+      <w:rPr>
+        <w:rFonts w:ascii="Wingdings" w:hAnsi="Wingdings" w:hint="default"/>
+        <w:sz w:val="20"/>
+      </w:rPr>
+    </w:lvl>
+  </w:abstractNum>
+  <w:abstractNum w:abstractNumId="9" w15:restartNumberingAfterBreak="0">
+    <w:nsid w:val="639351E0"/>
+    <w:multiLevelType w:val="multilevel"/>
+    <w:tmpl w:val="97A2C6C0"/>
+    <w:lvl w:ilvl="0">
+      <w:start w:val="1"/>
+      <w:numFmt w:val="decimal"/>
+      <w:lvlText w:val="%1."/>
+      <w:lvlJc w:val="left"/>
+      <w:pPr>
+        <w:tabs>
+          <w:tab w:val="num" w:pos="720"/>
+        </w:tabs>
+        <w:ind w:left="720" w:hanging="360"/>
+      </w:pPr>
+    </w:lvl>
+    <w:lvl w:ilvl="1" w:tentative="1">
+      <w:start w:val="1"/>
+      <w:numFmt w:val="decimal"/>
+      <w:lvlText w:val="%2."/>
+      <w:lvlJc w:val="left"/>
+      <w:pPr>
+        <w:tabs>
+          <w:tab w:val="num" w:pos="1440"/>
+        </w:tabs>
+        <w:ind w:left="1440" w:hanging="360"/>
+      </w:pPr>
+    </w:lvl>
+    <w:lvl w:ilvl="2" w:tentative="1">
+      <w:start w:val="1"/>
+      <w:numFmt w:val="decimal"/>
+      <w:lvlText w:val="%3."/>
+      <w:lvlJc w:val="left"/>
+      <w:pPr>
+        <w:tabs>
+          <w:tab w:val="num" w:pos="2160"/>
+        </w:tabs>
+        <w:ind w:left="2160" w:hanging="360"/>
+      </w:pPr>
+    </w:lvl>
+    <w:lvl w:ilvl="3" w:tentative="1">
+      <w:start w:val="1"/>
+      <w:numFmt w:val="decimal"/>
+      <w:lvlText w:val="%4."/>
+      <w:lvlJc w:val="left"/>
+      <w:pPr>
+        <w:tabs>
+          <w:tab w:val="num" w:pos="2880"/>
+        </w:tabs>
+        <w:ind w:left="2880" w:hanging="360"/>
+      </w:pPr>
+    </w:lvl>
+    <w:lvl w:ilvl="4" w:tentative="1">
+      <w:start w:val="1"/>
+      <w:numFmt w:val="decimal"/>
+      <w:lvlText w:val="%5."/>
+      <w:lvlJc w:val="left"/>
+      <w:pPr>
+        <w:tabs>
+          <w:tab w:val="num" w:pos="3600"/>
+        </w:tabs>
+        <w:ind w:left="3600" w:hanging="360"/>
+      </w:pPr>
+    </w:lvl>
+    <w:lvl w:ilvl="5" w:tentative="1">
+      <w:start w:val="1"/>
+      <w:numFmt w:val="decimal"/>
+      <w:lvlText w:val="%6."/>
+      <w:lvlJc w:val="left"/>
+      <w:pPr>
+        <w:tabs>
+          <w:tab w:val="num" w:pos="4320"/>
+        </w:tabs>
+        <w:ind w:left="4320" w:hanging="360"/>
+      </w:pPr>
+    </w:lvl>
+    <w:lvl w:ilvl="6" w:tentative="1">
+      <w:start w:val="1"/>
+      <w:numFmt w:val="decimal"/>
+      <w:lvlText w:val="%7."/>
+      <w:lvlJc w:val="left"/>
+      <w:pPr>
+        <w:tabs>
+          <w:tab w:val="num" w:pos="5040"/>
+        </w:tabs>
+        <w:ind w:left="5040" w:hanging="360"/>
+      </w:pPr>
+    </w:lvl>
+    <w:lvl w:ilvl="7" w:tentative="1">
+      <w:start w:val="1"/>
+      <w:numFmt w:val="decimal"/>
+      <w:lvlText w:val="%8."/>
+      <w:lvlJc w:val="left"/>
+      <w:pPr>
+        <w:tabs>
+          <w:tab w:val="num" w:pos="5760"/>
+        </w:tabs>
+        <w:ind w:left="5760" w:hanging="360"/>
+      </w:pPr>
+    </w:lvl>
+    <w:lvl w:ilvl="8" w:tentative="1">
+      <w:start w:val="1"/>
+      <w:numFmt w:val="decimal"/>
+      <w:lvlText w:val="%9."/>
+      <w:lvlJc w:val="left"/>
+      <w:pPr>
+        <w:tabs>
+          <w:tab w:val="num" w:pos="6480"/>
+        </w:tabs>
+        <w:ind w:left="6480" w:hanging="360"/>
+      </w:pPr>
+    </w:lvl>
+  </w:abstractNum>
+  <w:abstractNum w:abstractNumId="10" w15:restartNumberingAfterBreak="0">
+    <w:nsid w:val="78436289"/>
+    <w:multiLevelType w:val="multilevel"/>
+    <w:tmpl w:val="C7885554"/>
+    <w:lvl w:ilvl="0">
+      <w:start w:val="1"/>
+      <w:numFmt w:val="bullet"/>
+      <w:lvlText w:val=""/>
+      <w:lvlJc w:val="left"/>
+      <w:pPr>
+        <w:tabs>
+          <w:tab w:val="num" w:pos="720"/>
+        </w:tabs>
+        <w:ind w:left="720" w:hanging="360"/>
+      </w:pPr>
+      <w:rPr>
+        <w:rFonts w:ascii="Symbol" w:hAnsi="Symbol" w:hint="default"/>
+        <w:sz w:val="20"/>
+      </w:rPr>
+    </w:lvl>
+    <w:lvl w:ilvl="1" w:tentative="1">
+      <w:start w:val="1"/>
+      <w:numFmt w:val="bullet"/>
+      <w:lvlText w:val="o"/>
+      <w:lvlJc w:val="left"/>
+      <w:pPr>
+        <w:tabs>
+          <w:tab w:val="num" w:pos="1440"/>
+        </w:tabs>
+        <w:ind w:left="1440" w:hanging="360"/>
+      </w:pPr>
+      <w:rPr>
+        <w:rFonts w:ascii="Courier New" w:hAnsi="Courier New" w:hint="default"/>
+        <w:sz w:val="20"/>
+      </w:rPr>
+    </w:lvl>
+    <w:lvl w:ilvl="2" w:tentative="1">
+      <w:start w:val="1"/>
+      <w:numFmt w:val="bullet"/>
+      <w:lvlText w:val=""/>
+      <w:lvlJc w:val="left"/>
+      <w:pPr>
+        <w:tabs>
+          <w:tab w:val="num" w:pos="2160"/>
+        </w:tabs>
+        <w:ind w:left="2160" w:hanging="360"/>
+      </w:pPr>
+      <w:rPr>
+        <w:rFonts w:ascii="Wingdings" w:hAnsi="Wingdings" w:hint="default"/>
+        <w:sz w:val="20"/>
+      </w:rPr>
+    </w:lvl>
+    <w:lvl w:ilvl="3" w:tentative="1">
+      <w:start w:val="1"/>
+      <w:numFmt w:val="bullet"/>
+      <w:lvlText w:val=""/>
+      <w:lvlJc w:val="left"/>
+      <w:pPr>
+        <w:tabs>
+          <w:tab w:val="num" w:pos="2880"/>
+        </w:tabs>
+        <w:ind w:left="2880" w:hanging="360"/>
+      </w:pPr>
+      <w:rPr>
+        <w:rFonts w:ascii="Wingdings" w:hAnsi="Wingdings" w:hint="default"/>
+        <w:sz w:val="20"/>
+      </w:rPr>
+    </w:lvl>
+    <w:lvl w:ilvl="4" w:tentative="1">
+      <w:start w:val="1"/>
+      <w:numFmt w:val="bullet"/>
+      <w:lvlText w:val=""/>
+      <w:lvlJc w:val="left"/>
+      <w:pPr>
+        <w:tabs>
+          <w:tab w:val="num" w:pos="3600"/>
+        </w:tabs>
+        <w:ind w:left="3600" w:hanging="360"/>
+      </w:pPr>
+      <w:rPr>
+        <w:rFonts w:ascii="Wingdings" w:hAnsi="Wingdings" w:hint="default"/>
+        <w:sz w:val="20"/>
+      </w:rPr>
+    </w:lvl>
+    <w:lvl w:ilvl="5" w:tentative="1">
+      <w:start w:val="1"/>
+      <w:numFmt w:val="bullet"/>
+      <w:lvlText w:val=""/>
+      <w:lvlJc w:val="left"/>
+      <w:pPr>
+        <w:tabs>
+          <w:tab w:val="num" w:pos="4320"/>
+        </w:tabs>
+        <w:ind w:left="4320" w:hanging="360"/>
+      </w:pPr>
+      <w:rPr>
+        <w:rFonts w:ascii="Wingdings" w:hAnsi="Wingdings" w:hint="default"/>
+        <w:sz w:val="20"/>
+      </w:rPr>
+    </w:lvl>
+    <w:lvl w:ilvl="6" w:tentative="1">
+      <w:start w:val="1"/>
+      <w:numFmt w:val="bullet"/>
+      <w:lvlText w:val=""/>
+      <w:lvlJc w:val="left"/>
+      <w:pPr>
+        <w:tabs>
+          <w:tab w:val="num" w:pos="5040"/>
+        </w:tabs>
+        <w:ind w:left="5040" w:hanging="360"/>
+      </w:pPr>
+      <w:rPr>
+        <w:rFonts w:ascii="Wingdings" w:hAnsi="Wingdings" w:hint="default"/>
+        <w:sz w:val="20"/>
+      </w:rPr>
+    </w:lvl>
+    <w:lvl w:ilvl="7" w:tentative="1">
+      <w:start w:val="1"/>
+      <w:numFmt w:val="bullet"/>
+      <w:lvlText w:val=""/>
+      <w:lvlJc w:val="left"/>
+      <w:pPr>
+        <w:tabs>
+          <w:tab w:val="num" w:pos="5760"/>
+        </w:tabs>
+        <w:ind w:left="5760" w:hanging="360"/>
+      </w:pPr>
+      <w:rPr>
+        <w:rFonts w:ascii="Wingdings" w:hAnsi="Wingdings" w:hint="default"/>
+        <w:sz w:val="20"/>
+      </w:rPr>
+    </w:lvl>
+    <w:lvl w:ilvl="8" w:tentative="1">
+      <w:start w:val="1"/>
+      <w:numFmt w:val="bullet"/>
+      <w:lvlText w:val=""/>
+      <w:lvlJc w:val="left"/>
+      <w:pPr>
+        <w:tabs>
+          <w:tab w:val="num" w:pos="6480"/>
+        </w:tabs>
+        <w:ind w:left="6480" w:hanging="360"/>
+      </w:pPr>
+      <w:rPr>
+        <w:rFonts w:ascii="Wingdings" w:hAnsi="Wingdings" w:hint="default"/>
+        <w:sz w:val="20"/>
+      </w:rPr>
+    </w:lvl>
+  </w:abstractNum>
+  <w:num w:numId="1">
+    <w:abstractNumId w:val="9"/>
+  </w:num>
+  <w:num w:numId="2">
+    <w:abstractNumId w:val="8"/>
+  </w:num>
+  <w:num w:numId="3">
+    <w:abstractNumId w:val="10"/>
+  </w:num>
+  <w:num w:numId="4">
+    <w:abstractNumId w:val="3"/>
+  </w:num>
+  <w:num w:numId="5">
+    <w:abstractNumId w:val="6"/>
+  </w:num>
+  <w:num w:numId="6">
+    <w:abstractNumId w:val="4"/>
+  </w:num>
+  <w:num w:numId="7">
+    <w:abstractNumId w:val="0"/>
+  </w:num>
+  <w:num w:numId="8">
+    <w:abstractNumId w:val="5"/>
+  </w:num>
+  <w:num w:numId="9">
+    <w:abstractNumId w:val="2"/>
+  </w:num>
+  <w:num w:numId="10">
+    <w:abstractNumId w:val="7"/>
+  </w:num>
+  <w:num w:numId="11">
+    <w:abstractNumId w:val="1"/>
+  </w:num>
+</w:numbering>
 </file>
 
 <file path=word/styles.xml><?xml version="1.0" encoding="utf-8"?>
@@ -551,6 +3624,44 @@
     <w:qFormat/>
     <w:rsid w:val="006B01D8"/>
   </w:style>
+  <w:style w:type="paragraph" w:styleId="2">
+    <w:name w:val="heading 2"/>
+    <w:basedOn w:val="a"/>
+    <w:link w:val="20"/>
+    <w:uiPriority w:val="9"/>
+    <w:qFormat/>
+    <w:rsid w:val="00833C34"/>
+    <w:pPr>
+      <w:spacing w:before="100" w:beforeAutospacing="1" w:after="100" w:afterAutospacing="1" w:line="240" w:lineRule="auto"/>
+      <w:outlineLvl w:val="1"/>
+    </w:pPr>
+    <w:rPr>
+      <w:rFonts w:ascii="Times New Roman" w:eastAsia="Times New Roman" w:hAnsi="Times New Roman" w:cs="Times New Roman"/>
+      <w:b/>
+      <w:bCs/>
+      <w:sz w:val="36"/>
+      <w:szCs w:val="36"/>
+    </w:rPr>
+  </w:style>
+  <w:style w:type="paragraph" w:styleId="3">
+    <w:name w:val="heading 3"/>
+    <w:basedOn w:val="a"/>
+    <w:link w:val="30"/>
+    <w:uiPriority w:val="9"/>
+    <w:qFormat/>
+    <w:rsid w:val="00833C34"/>
+    <w:pPr>
+      <w:spacing w:before="100" w:beforeAutospacing="1" w:after="100" w:afterAutospacing="1" w:line="240" w:lineRule="auto"/>
+      <w:outlineLvl w:val="2"/>
+    </w:pPr>
+    <w:rPr>
+      <w:rFonts w:ascii="Times New Roman" w:eastAsia="Times New Roman" w:hAnsi="Times New Roman" w:cs="Times New Roman"/>
+      <w:b/>
+      <w:bCs/>
+      <w:sz w:val="27"/>
+      <w:szCs w:val="27"/>
+    </w:rPr>
+  </w:style>
   <w:style w:type="character" w:default="1" w:styleId="a0">
     <w:name w:val="Default Paragraph Font"/>
     <w:uiPriority w:val="1"/>
@@ -603,6 +3714,63 @@
     <w:rPr>
       <w:rFonts w:eastAsia="SimSun"/>
       <w:lang w:eastAsia="en-US"/>
+    </w:rPr>
+  </w:style>
+  <w:style w:type="character" w:customStyle="1" w:styleId="20">
+    <w:name w:val="Заголовок 2 Знак"/>
+    <w:basedOn w:val="a0"/>
+    <w:link w:val="2"/>
+    <w:uiPriority w:val="9"/>
+    <w:rsid w:val="00833C34"/>
+    <w:rPr>
+      <w:rFonts w:ascii="Times New Roman" w:eastAsia="Times New Roman" w:hAnsi="Times New Roman" w:cs="Times New Roman"/>
+      <w:b/>
+      <w:bCs/>
+      <w:sz w:val="36"/>
+      <w:szCs w:val="36"/>
+    </w:rPr>
+  </w:style>
+  <w:style w:type="character" w:customStyle="1" w:styleId="30">
+    <w:name w:val="Заголовок 3 Знак"/>
+    <w:basedOn w:val="a0"/>
+    <w:link w:val="3"/>
+    <w:uiPriority w:val="9"/>
+    <w:rsid w:val="00833C34"/>
+    <w:rPr>
+      <w:rFonts w:ascii="Times New Roman" w:eastAsia="Times New Roman" w:hAnsi="Times New Roman" w:cs="Times New Roman"/>
+      <w:b/>
+      <w:bCs/>
+      <w:sz w:val="27"/>
+      <w:szCs w:val="27"/>
+    </w:rPr>
+  </w:style>
+  <w:style w:type="paragraph" w:styleId="a5">
+    <w:name w:val="Normal (Web)"/>
+    <w:basedOn w:val="a"/>
+    <w:uiPriority w:val="99"/>
+    <w:semiHidden/>
+    <w:unhideWhenUsed/>
+    <w:rsid w:val="00833C34"/>
+    <w:pPr>
+      <w:spacing w:before="100" w:beforeAutospacing="1" w:after="100" w:afterAutospacing="1" w:line="240" w:lineRule="auto"/>
+    </w:pPr>
+    <w:rPr>
+      <w:rFonts w:ascii="Times New Roman" w:eastAsia="Times New Roman" w:hAnsi="Times New Roman" w:cs="Times New Roman"/>
+      <w:sz w:val="24"/>
+      <w:szCs w:val="24"/>
+    </w:rPr>
+  </w:style>
+  <w:style w:type="character" w:styleId="HTML">
+    <w:name w:val="HTML Code"/>
+    <w:basedOn w:val="a0"/>
+    <w:uiPriority w:val="99"/>
+    <w:semiHidden/>
+    <w:unhideWhenUsed/>
+    <w:rsid w:val="00833C34"/>
+    <w:rPr>
+      <w:rFonts w:ascii="Courier New" w:eastAsia="Times New Roman" w:hAnsi="Courier New" w:cs="Courier New"/>
+      <w:sz w:val="20"/>
+      <w:szCs w:val="20"/>
     </w:rPr>
   </w:style>
 </w:styles>
